--- a/logs.docx
+++ b/logs.docx
@@ -1504,6 +1504,2513 @@
       <w:pPr>
         <w:pStyle w:val="NoSpacing"/>
       </w:pPr>
+      <w:r>
+        <w:br/>
+      </w:r>
+      <w:r>
+        <w:br/>
+        <w:t>fail</w:t>
+      </w:r>
+      <w:r>
+        <w:br/>
+      </w:r>
+      <w:r>
+        <w:br/>
+      </w:r>
+      <w:r>
+        <w:rPr>
+          <w:rFonts w:ascii="Segoe UI Emoji" w:hAnsi="Segoe UI Emoji" w:cs="Segoe UI Emoji"/>
+        </w:rPr>
+        <w:t>📍</w:t>
+      </w:r>
+      <w:r>
+        <w:t xml:space="preserve"> Active Location Core Calculated: 10.110117,78.818352</w:t>
+      </w:r>
+    </w:p>
+    <w:p>
+      <w:pPr>
+        <w:pStyle w:val="NoSpacing"/>
+      </w:pPr>
+      <w:r>
+        <w:t>AT+HTTPINIT</w:t>
+      </w:r>
+    </w:p>
+    <w:p>
+      <w:pPr>
+        <w:pStyle w:val="NoSpacing"/>
+      </w:pPr>
+    </w:p>
+    <w:p>
+      <w:pPr>
+        <w:pStyle w:val="NoSpacing"/>
+      </w:pPr>
+      <w:r>
+        <w:t>OK</w:t>
+      </w:r>
+    </w:p>
+    <w:p>
+      <w:pPr>
+        <w:pStyle w:val="NoSpacing"/>
+      </w:pPr>
+      <w:r>
+        <w:t>&gt;&gt; AT+HTTPPARA="URL","https://bus-tracking-eae81-default-rtdb.asia-southeast1.firebasedatabase.app/gps.json" [RESP]: AT+HTTPPARA="URL","https://bus-tracking-eae81-default-rtdb.asia-southeast1.firebasedatabase.app/gps.json"</w:t>
+      </w:r>
+    </w:p>
+    <w:p>
+      <w:pPr>
+        <w:pStyle w:val="NoSpacing"/>
+      </w:pPr>
+    </w:p>
+    <w:p>
+      <w:pPr>
+        <w:pStyle w:val="NoSpacing"/>
+      </w:pPr>
+      <w:r>
+        <w:t>OK</w:t>
+      </w:r>
+    </w:p>
+    <w:p>
+      <w:pPr>
+        <w:pStyle w:val="NoSpacing"/>
+      </w:pPr>
+    </w:p>
+    <w:p>
+      <w:pPr>
+        <w:pStyle w:val="NoSpacing"/>
+      </w:pPr>
+      <w:r>
+        <w:t>&gt;&gt; AT+HTTPPARA="</w:t>
+      </w:r>
+      <w:proofErr w:type="spellStart"/>
+      <w:r>
+        <w:t>CONTENT","application</w:t>
+      </w:r>
+      <w:proofErr w:type="spellEnd"/>
+      <w:r>
+        <w:t>/</w:t>
+      </w:r>
+      <w:proofErr w:type="spellStart"/>
+      <w:r>
+        <w:t>json</w:t>
+      </w:r>
+      <w:proofErr w:type="spellEnd"/>
+      <w:r>
+        <w:t>" [RESP]: AT+HTTPPARA="</w:t>
+      </w:r>
+      <w:proofErr w:type="spellStart"/>
+      <w:r>
+        <w:t>CONTENT","application</w:t>
+      </w:r>
+      <w:proofErr w:type="spellEnd"/>
+      <w:r>
+        <w:t>/</w:t>
+      </w:r>
+      <w:proofErr w:type="spellStart"/>
+      <w:r>
+        <w:t>json</w:t>
+      </w:r>
+      <w:proofErr w:type="spellEnd"/>
+      <w:r>
+        <w:t>"</w:t>
+      </w:r>
+    </w:p>
+    <w:p>
+      <w:pPr>
+        <w:pStyle w:val="NoSpacing"/>
+      </w:pPr>
+    </w:p>
+    <w:p>
+      <w:pPr>
+        <w:pStyle w:val="NoSpacing"/>
+      </w:pPr>
+      <w:r>
+        <w:t>OK</w:t>
+      </w:r>
+    </w:p>
+    <w:p>
+      <w:pPr>
+        <w:pStyle w:val="NoSpacing"/>
+      </w:pPr>
+    </w:p>
+    <w:p>
+      <w:pPr>
+        <w:pStyle w:val="NoSpacing"/>
+      </w:pPr>
+      <w:r>
+        <w:t>AT+HTTPDATA=88,2000</w:t>
+      </w:r>
+    </w:p>
+    <w:p>
+      <w:pPr>
+        <w:pStyle w:val="NoSpacing"/>
+      </w:pPr>
+    </w:p>
+    <w:p>
+      <w:pPr>
+        <w:pStyle w:val="NoSpacing"/>
+      </w:pPr>
+      <w:r>
+        <w:t>DOWNLOAD</w:t>
+      </w:r>
+    </w:p>
+    <w:p>
+      <w:pPr>
+        <w:pStyle w:val="NoSpacing"/>
+      </w:pPr>
+    </w:p>
+    <w:p>
+      <w:pPr>
+        <w:pStyle w:val="NoSpacing"/>
+      </w:pPr>
+      <w:r>
+        <w:t>OK</w:t>
+      </w:r>
+    </w:p>
+    <w:p>
+      <w:pPr>
+        <w:pStyle w:val="NoSpacing"/>
+      </w:pPr>
+      <w:r>
+        <w:t>&gt;&gt; AT+HTTPACTION=1</w:t>
+      </w:r>
+    </w:p>
+    <w:p>
+      <w:pPr>
+        <w:pStyle w:val="NoSpacing"/>
+      </w:pPr>
+      <w:r>
+        <w:t>[ASYNC ACTION RESP]: AT+HTTPACTION=1</w:t>
+      </w:r>
+    </w:p>
+    <w:p>
+      <w:pPr>
+        <w:pStyle w:val="NoSpacing"/>
+      </w:pPr>
+    </w:p>
+    <w:p>
+      <w:pPr>
+        <w:pStyle w:val="NoSpacing"/>
+      </w:pPr>
+      <w:r>
+        <w:t>OK</w:t>
+      </w:r>
+    </w:p>
+    <w:p>
+      <w:pPr>
+        <w:pStyle w:val="NoSpacing"/>
+      </w:pPr>
+    </w:p>
+    <w:p>
+      <w:pPr>
+        <w:pStyle w:val="NoSpacing"/>
+      </w:pPr>
+      <w:r>
+        <w:t xml:space="preserve">&gt;&gt; AT+HTTPTERM [RESP]: </w:t>
+      </w:r>
+    </w:p>
+    <w:p>
+      <w:pPr>
+        <w:pStyle w:val="NoSpacing"/>
+      </w:pPr>
+      <w:r>
+        <w:rPr>
+          <w:rFonts w:ascii="Segoe UI Emoji" w:hAnsi="Segoe UI Emoji" w:cs="Segoe UI Emoji"/>
+        </w:rPr>
+        <w:t>❌</w:t>
+      </w:r>
+      <w:r>
+        <w:t xml:space="preserve"> Firebase Real-Time Update: RESPONSE ERROR OR TIMEOUT</w:t>
+      </w:r>
+    </w:p>
+    <w:p>
+      <w:pPr>
+        <w:pStyle w:val="NoSpacing"/>
+      </w:pPr>
+      <w:r>
+        <w:t>----------------------------------------</w:t>
+      </w:r>
+    </w:p>
+    <w:p>
+      <w:pPr>
+        <w:pStyle w:val="NoSpacing"/>
+      </w:pPr>
+      <w:r>
+        <w:t xml:space="preserve">&gt;&gt; AT+CPIN? [RESP]: </w:t>
+      </w:r>
+    </w:p>
+    <w:p>
+      <w:pPr>
+        <w:pStyle w:val="NoSpacing"/>
+      </w:pPr>
+      <w:r>
+        <w:rPr>
+          <w:rFonts w:ascii="Segoe UI Emoji" w:hAnsi="Segoe UI Emoji" w:cs="Segoe UI Emoji"/>
+        </w:rPr>
+        <w:t>⚠️</w:t>
+      </w:r>
+      <w:r>
+        <w:t xml:space="preserve"> SIM Card missing or disconnected! Retrying power layers...</w:t>
+      </w:r>
+    </w:p>
+    <w:p>
+      <w:pPr>
+        <w:pStyle w:val="NoSpacing"/>
+      </w:pPr>
+      <w:r>
+        <w:rPr>
+          <w:rFonts w:ascii="Segoe UI Emoji" w:hAnsi="Segoe UI Emoji" w:cs="Segoe UI Emoji"/>
+        </w:rPr>
+        <w:t>🛑</w:t>
+      </w:r>
+      <w:r>
+        <w:t xml:space="preserve"> Cell Tower unreachable. Backing off for 4 seconds...</w:t>
+      </w:r>
+    </w:p>
+    <w:p>
+      <w:pPr>
+        <w:pStyle w:val="NoSpacing"/>
+      </w:pPr>
+      <w:r>
+        <w:t xml:space="preserve">&gt;&gt; AT+CPIN? [RESP]: </w:t>
+      </w:r>
+    </w:p>
+    <w:p>
+      <w:pPr>
+        <w:pStyle w:val="NoSpacing"/>
+      </w:pPr>
+      <w:r>
+        <w:t>*ATREADY: 1</w:t>
+      </w:r>
+    </w:p>
+    <w:p>
+      <w:pPr>
+        <w:pStyle w:val="NoSpacing"/>
+      </w:pPr>
+    </w:p>
+    <w:p>
+      <w:pPr>
+        <w:pStyle w:val="NoSpacing"/>
+      </w:pPr>
+      <w:r>
+        <w:t>+CPIN: READY</w:t>
+      </w:r>
+    </w:p>
+    <w:p>
+      <w:pPr>
+        <w:pStyle w:val="NoSpacing"/>
+      </w:pPr>
+    </w:p>
+    <w:p>
+      <w:pPr>
+        <w:pStyle w:val="NoSpacing"/>
+      </w:pPr>
+      <w:r>
+        <w:t>SMS DONE</w:t>
+      </w:r>
+    </w:p>
+    <w:p>
+      <w:pPr>
+        <w:pStyle w:val="NoSpacing"/>
+      </w:pPr>
+      <w:r>
+        <w:t>AT+CPIN?</w:t>
+      </w:r>
+    </w:p>
+    <w:p>
+      <w:pPr>
+        <w:pStyle w:val="NoSpacing"/>
+      </w:pPr>
+    </w:p>
+    <w:p>
+      <w:pPr>
+        <w:pStyle w:val="NoSpacing"/>
+      </w:pPr>
+      <w:r>
+        <w:t>+CPIN: READY</w:t>
+      </w:r>
+    </w:p>
+    <w:p>
+      <w:pPr>
+        <w:pStyle w:val="NoSpacing"/>
+      </w:pPr>
+    </w:p>
+    <w:p>
+      <w:pPr>
+        <w:pStyle w:val="NoSpacing"/>
+      </w:pPr>
+      <w:r>
+        <w:t>OK</w:t>
+      </w:r>
+    </w:p>
+    <w:p>
+      <w:pPr>
+        <w:pStyle w:val="NoSpacing"/>
+      </w:pPr>
+    </w:p>
+    <w:p>
+      <w:pPr>
+        <w:pStyle w:val="NoSpacing"/>
+      </w:pPr>
+      <w:r>
+        <w:t>&gt;&gt; AT+CSQ [RESP]: AT+CSQ</w:t>
+      </w:r>
+    </w:p>
+    <w:p>
+      <w:pPr>
+        <w:pStyle w:val="NoSpacing"/>
+      </w:pPr>
+    </w:p>
+    <w:p>
+      <w:pPr>
+        <w:pStyle w:val="NoSpacing"/>
+      </w:pPr>
+      <w:r>
+        <w:t>+CSQ: 99,99</w:t>
+      </w:r>
+    </w:p>
+    <w:p>
+      <w:pPr>
+        <w:pStyle w:val="NoSpacing"/>
+      </w:pPr>
+    </w:p>
+    <w:p>
+      <w:pPr>
+        <w:pStyle w:val="NoSpacing"/>
+      </w:pPr>
+      <w:r>
+        <w:t>OK</w:t>
+      </w:r>
+    </w:p>
+    <w:p>
+      <w:pPr>
+        <w:pStyle w:val="NoSpacing"/>
+      </w:pPr>
+    </w:p>
+    <w:p>
+      <w:pPr>
+        <w:pStyle w:val="NoSpacing"/>
+      </w:pPr>
+      <w:r>
+        <w:rPr>
+          <w:rFonts w:ascii="Segoe UI Emoji" w:hAnsi="Segoe UI Emoji" w:cs="Segoe UI Emoji"/>
+        </w:rPr>
+        <w:t>📶</w:t>
+      </w:r>
+      <w:r>
+        <w:t xml:space="preserve"> Cellular Signal Strength Evaluated: NO SIGNAL (99)</w:t>
+      </w:r>
+    </w:p>
+    <w:p>
+      <w:pPr>
+        <w:pStyle w:val="NoSpacing"/>
+      </w:pPr>
+      <w:r>
+        <w:t>&gt;&gt; AT+CREG? [RESP]: AT+CREG?</w:t>
+      </w:r>
+    </w:p>
+    <w:p>
+      <w:pPr>
+        <w:pStyle w:val="NoSpacing"/>
+      </w:pPr>
+    </w:p>
+    <w:p>
+      <w:pPr>
+        <w:pStyle w:val="NoSpacing"/>
+      </w:pPr>
+      <w:r>
+        <w:t>+CREG: 0,0</w:t>
+      </w:r>
+    </w:p>
+    <w:p>
+      <w:pPr>
+        <w:pStyle w:val="NoSpacing"/>
+      </w:pPr>
+    </w:p>
+    <w:p>
+      <w:pPr>
+        <w:pStyle w:val="NoSpacing"/>
+      </w:pPr>
+      <w:r>
+        <w:t>OK</w:t>
+      </w:r>
+    </w:p>
+    <w:p>
+      <w:pPr>
+        <w:pStyle w:val="NoSpacing"/>
+      </w:pPr>
+      <w:r>
+        <w:br/>
+      </w:r>
+      <w:r>
+        <w:rPr>
+          <w:rFonts w:ascii="Segoe UI Emoji" w:hAnsi="Segoe UI Emoji" w:cs="Segoe UI Emoji"/>
+        </w:rPr>
+        <w:t>📡</w:t>
+      </w:r>
+      <w:r>
+        <w:t xml:space="preserve"> Bus in Network Dead Zone. Executing Multi-Stage Link Recovery...</w:t>
+      </w:r>
+    </w:p>
+    <w:p>
+      <w:pPr>
+        <w:pStyle w:val="NoSpacing"/>
+      </w:pPr>
+      <w:r>
+        <w:t>&gt;&gt; AT+HTTPTERM [RESP]: AT+HTTPTERM</w:t>
+      </w:r>
+    </w:p>
+    <w:p>
+      <w:pPr>
+        <w:pStyle w:val="NoSpacing"/>
+      </w:pPr>
+    </w:p>
+    <w:p>
+      <w:pPr>
+        <w:pStyle w:val="NoSpacing"/>
+      </w:pPr>
+      <w:r>
+        <w:t>ERROR</w:t>
+      </w:r>
+    </w:p>
+    <w:p>
+      <w:pPr>
+        <w:pStyle w:val="NoSpacing"/>
+      </w:pPr>
+    </w:p>
+    <w:p>
+      <w:pPr>
+        <w:pStyle w:val="NoSpacing"/>
+      </w:pPr>
+      <w:r>
+        <w:t>&gt;&gt; AT+CGATT=0 [RESP]: AT+CGATT=0</w:t>
+      </w:r>
+    </w:p>
+    <w:p>
+      <w:pPr>
+        <w:pStyle w:val="NoSpacing"/>
+      </w:pPr>
+    </w:p>
+    <w:p>
+      <w:pPr>
+        <w:pStyle w:val="NoSpacing"/>
+      </w:pPr>
+      <w:r>
+        <w:t>OK</w:t>
+      </w:r>
+    </w:p>
+    <w:p>
+      <w:pPr>
+        <w:pStyle w:val="NoSpacing"/>
+      </w:pPr>
+    </w:p>
+    <w:p>
+      <w:pPr>
+        <w:pStyle w:val="NoSpacing"/>
+      </w:pPr>
+      <w:r>
+        <w:t>+CGEV: ME DETACH</w:t>
+      </w:r>
+    </w:p>
+    <w:p>
+      <w:pPr>
+        <w:pStyle w:val="NoSpacing"/>
+      </w:pPr>
+    </w:p>
+    <w:p>
+      <w:pPr>
+        <w:pStyle w:val="NoSpacing"/>
+      </w:pPr>
+      <w:r>
+        <w:t>&gt;&gt; AT+COPS=0 [RESP]: AT+COPS=0</w:t>
+      </w:r>
+    </w:p>
+    <w:p>
+      <w:pPr>
+        <w:pStyle w:val="NoSpacing"/>
+      </w:pPr>
+    </w:p>
+    <w:p>
+      <w:pPr>
+        <w:pStyle w:val="NoSpacing"/>
+      </w:pPr>
+      <w:r>
+        <w:t>OK</w:t>
+      </w:r>
+    </w:p>
+    <w:p>
+      <w:pPr>
+        <w:pStyle w:val="NoSpacing"/>
+      </w:pPr>
+    </w:p>
+    <w:p>
+      <w:pPr>
+        <w:pStyle w:val="NoSpacing"/>
+      </w:pPr>
+      <w:r>
+        <w:t>&gt;&gt; AT+CGATT=1 [RESP]: AT+CGATT=1</w:t>
+      </w:r>
+    </w:p>
+    <w:p>
+      <w:pPr>
+        <w:pStyle w:val="NoSpacing"/>
+      </w:pPr>
+    </w:p>
+    <w:p>
+      <w:pPr>
+        <w:pStyle w:val="NoSpacing"/>
+      </w:pPr>
+      <w:r>
+        <w:t>+CGEV: ME DETACH</w:t>
+      </w:r>
+    </w:p>
+    <w:p>
+      <w:pPr>
+        <w:pStyle w:val="NoSpacing"/>
+      </w:pPr>
+    </w:p>
+    <w:p>
+      <w:pPr>
+        <w:pStyle w:val="NoSpacing"/>
+      </w:pPr>
+      <w:r>
+        <w:t xml:space="preserve">&gt;&gt; AT+CGACT=1,1 [RESP]: </w:t>
+      </w:r>
+    </w:p>
+    <w:p>
+      <w:pPr>
+        <w:pStyle w:val="NoSpacing"/>
+      </w:pPr>
+      <w:r>
+        <w:t>OK</w:t>
+      </w:r>
+    </w:p>
+    <w:p>
+      <w:pPr>
+        <w:pStyle w:val="NoSpacing"/>
+      </w:pPr>
+    </w:p>
+    <w:p>
+      <w:pPr>
+        <w:pStyle w:val="NoSpacing"/>
+      </w:pPr>
+      <w:r>
+        <w:t>+CGEV: EPS PDN ACT 1</w:t>
+      </w:r>
+    </w:p>
+    <w:p>
+      <w:pPr>
+        <w:pStyle w:val="NoSpacing"/>
+      </w:pPr>
+      <w:r>
+        <w:t>AT+CGACT=1,1</w:t>
+      </w:r>
+    </w:p>
+    <w:p>
+      <w:pPr>
+        <w:pStyle w:val="NoSpacing"/>
+      </w:pPr>
+    </w:p>
+    <w:p>
+      <w:pPr>
+        <w:pStyle w:val="NoSpacing"/>
+      </w:pPr>
+      <w:r>
+        <w:t>OK</w:t>
+      </w:r>
+    </w:p>
+    <w:p>
+      <w:pPr>
+        <w:pStyle w:val="NoSpacing"/>
+      </w:pPr>
+    </w:p>
+    <w:p>
+      <w:pPr>
+        <w:pStyle w:val="NoSpacing"/>
+      </w:pPr>
+      <w:r>
+        <w:t>&gt;&gt; AT+CREG? [RESP]: AT+CREG?</w:t>
+      </w:r>
+    </w:p>
+    <w:p>
+      <w:pPr>
+        <w:pStyle w:val="NoSpacing"/>
+      </w:pPr>
+    </w:p>
+    <w:p>
+      <w:pPr>
+        <w:pStyle w:val="NoSpacing"/>
+      </w:pPr>
+      <w:r>
+        <w:t>+CREG: 0,1</w:t>
+      </w:r>
+    </w:p>
+    <w:p>
+      <w:pPr>
+        <w:pStyle w:val="NoSpacing"/>
+      </w:pPr>
+    </w:p>
+    <w:p>
+      <w:pPr>
+        <w:pStyle w:val="NoSpacing"/>
+      </w:pPr>
+      <w:r>
+        <w:t>OK</w:t>
+      </w:r>
+    </w:p>
+    <w:p>
+      <w:pPr>
+        <w:pStyle w:val="NoSpacing"/>
+      </w:pPr>
+    </w:p>
+    <w:p>
+      <w:pPr>
+        <w:pStyle w:val="NoSpacing"/>
+      </w:pPr>
+      <w:r>
+        <w:rPr>
+          <w:rFonts w:ascii="Segoe UI Emoji" w:hAnsi="Segoe UI Emoji" w:cs="Segoe UI Emoji"/>
+        </w:rPr>
+        <w:t>⏳</w:t>
+      </w:r>
+      <w:r>
+        <w:t xml:space="preserve"> Waiting for true GPS Satellite fix. Skipping upload batch...</w:t>
+      </w:r>
+    </w:p>
+    <w:p>
+      <w:pPr>
+        <w:pStyle w:val="NoSpacing"/>
+      </w:pPr>
+      <w:r>
+        <w:t>&gt;&gt; AT+CPIN? [RESP]: AT+CPIN?</w:t>
+      </w:r>
+    </w:p>
+    <w:p>
+      <w:pPr>
+        <w:pStyle w:val="NoSpacing"/>
+      </w:pPr>
+    </w:p>
+    <w:p>
+      <w:pPr>
+        <w:pStyle w:val="NoSpacing"/>
+      </w:pPr>
+      <w:r>
+        <w:t>+CPIN: READY</w:t>
+      </w:r>
+    </w:p>
+    <w:p>
+      <w:pPr>
+        <w:pStyle w:val="NoSpacing"/>
+      </w:pPr>
+    </w:p>
+    <w:p>
+      <w:pPr>
+        <w:pStyle w:val="NoSpacing"/>
+      </w:pPr>
+      <w:r>
+        <w:t>OK</w:t>
+      </w:r>
+    </w:p>
+    <w:p>
+      <w:pPr>
+        <w:pStyle w:val="NoSpacing"/>
+      </w:pPr>
+    </w:p>
+    <w:p>
+      <w:pPr>
+        <w:pStyle w:val="NoSpacing"/>
+      </w:pPr>
+      <w:r>
+        <w:t>&gt;&gt; AT+CSQ [RESP]: AT+CSQ</w:t>
+      </w:r>
+    </w:p>
+    <w:p>
+      <w:pPr>
+        <w:pStyle w:val="NoSpacing"/>
+      </w:pPr>
+    </w:p>
+    <w:p>
+      <w:pPr>
+        <w:pStyle w:val="NoSpacing"/>
+      </w:pPr>
+      <w:r>
+        <w:t>+CSQ: 20,99</w:t>
+      </w:r>
+    </w:p>
+    <w:p>
+      <w:pPr>
+        <w:pStyle w:val="NoSpacing"/>
+      </w:pPr>
+    </w:p>
+    <w:p>
+      <w:pPr>
+        <w:pStyle w:val="NoSpacing"/>
+      </w:pPr>
+      <w:r>
+        <w:t>OK</w:t>
+      </w:r>
+    </w:p>
+    <w:p>
+      <w:pPr>
+        <w:pStyle w:val="NoSpacing"/>
+      </w:pPr>
+    </w:p>
+    <w:p>
+      <w:pPr>
+        <w:pStyle w:val="NoSpacing"/>
+      </w:pPr>
+      <w:r>
+        <w:rPr>
+          <w:rFonts w:ascii="Segoe UI Emoji" w:hAnsi="Segoe UI Emoji" w:cs="Segoe UI Emoji"/>
+        </w:rPr>
+        <w:t>📶</w:t>
+      </w:r>
+      <w:r>
+        <w:t xml:space="preserve"> Cellular Signal Strength Evaluated: GOOD (20)</w:t>
+      </w:r>
+    </w:p>
+    <w:p>
+      <w:pPr>
+        <w:pStyle w:val="NoSpacing"/>
+      </w:pPr>
+      <w:r>
+        <w:t>&gt;&gt; AT+CREG? [RESP]: AT+CREG?</w:t>
+      </w:r>
+    </w:p>
+    <w:p>
+      <w:pPr>
+        <w:pStyle w:val="NoSpacing"/>
+      </w:pPr>
+    </w:p>
+    <w:p>
+      <w:pPr>
+        <w:pStyle w:val="NoSpacing"/>
+      </w:pPr>
+      <w:r>
+        <w:t>+CREG: 0,1</w:t>
+      </w:r>
+    </w:p>
+    <w:p>
+      <w:pPr>
+        <w:pStyle w:val="NoSpacing"/>
+      </w:pPr>
+    </w:p>
+    <w:p>
+      <w:pPr>
+        <w:pStyle w:val="NoSpacing"/>
+      </w:pPr>
+      <w:r>
+        <w:t>OK</w:t>
+      </w:r>
+    </w:p>
+    <w:p>
+      <w:pPr>
+        <w:pStyle w:val="NoSpacing"/>
+      </w:pPr>
+    </w:p>
+    <w:p>
+      <w:pPr>
+        <w:pStyle w:val="NoSpacing"/>
+      </w:pPr>
+      <w:r>
+        <w:rPr>
+          <w:rFonts w:ascii="Segoe UI Emoji" w:hAnsi="Segoe UI Emoji" w:cs="Segoe UI Emoji"/>
+        </w:rPr>
+        <w:t>⏳</w:t>
+      </w:r>
+      <w:r>
+        <w:t xml:space="preserve"> Waiting for true GPS Satellite fix. Skipping upload batch...</w:t>
+      </w:r>
+    </w:p>
+    <w:p>
+      <w:pPr>
+        <w:pStyle w:val="NoSpacing"/>
+      </w:pPr>
+      <w:r>
+        <w:t xml:space="preserve">&gt;&gt; AT+CPIN? [RESP]: </w:t>
+      </w:r>
+    </w:p>
+    <w:p>
+      <w:pPr>
+        <w:pStyle w:val="NoSpacing"/>
+      </w:pPr>
+      <w:r>
+        <w:t>PB DONE</w:t>
+      </w:r>
+    </w:p>
+    <w:p>
+      <w:pPr>
+        <w:pStyle w:val="NoSpacing"/>
+      </w:pPr>
+      <w:r>
+        <w:t>AT+CPIN?</w:t>
+      </w:r>
+    </w:p>
+    <w:p>
+      <w:pPr>
+        <w:pStyle w:val="NoSpacing"/>
+      </w:pPr>
+    </w:p>
+    <w:p>
+      <w:pPr>
+        <w:pStyle w:val="NoSpacing"/>
+      </w:pPr>
+      <w:r>
+        <w:t>+CPIN: READY</w:t>
+      </w:r>
+    </w:p>
+    <w:p>
+      <w:pPr>
+        <w:pStyle w:val="NoSpacing"/>
+      </w:pPr>
+    </w:p>
+    <w:p>
+      <w:pPr>
+        <w:pStyle w:val="NoSpacing"/>
+      </w:pPr>
+      <w:r>
+        <w:t xml:space="preserve">After signal loss still waiting for </w:t>
+      </w:r>
+      <w:proofErr w:type="spellStart"/>
+      <w:r>
+        <w:t>reconnent</w:t>
+      </w:r>
+      <w:proofErr w:type="spellEnd"/>
+      <w:r>
+        <w:t xml:space="preserve"> good signal strength but no data uploaded</w:t>
+      </w:r>
+      <w:r>
+        <w:br/>
+      </w:r>
+      <w:r>
+        <w:br/>
+      </w:r>
+      <w:r>
+        <w:br/>
+        <w:t>retry logic</w:t>
+      </w:r>
+      <w:r>
+        <w:br/>
+      </w:r>
+      <w:r>
+        <w:rPr>
+          <w:rFonts w:ascii="Segoe UI Emoji" w:hAnsi="Segoe UI Emoji" w:cs="Segoe UI Emoji"/>
+        </w:rPr>
+        <w:t>📍</w:t>
+      </w:r>
+      <w:r>
+        <w:t xml:space="preserve"> Active Location Core Calculated: 10.134510,78.796616</w:t>
+      </w:r>
+    </w:p>
+    <w:p>
+      <w:pPr>
+        <w:pStyle w:val="NoSpacing"/>
+      </w:pPr>
+      <w:r>
+        <w:t>AT+HTTPINIT</w:t>
+      </w:r>
+    </w:p>
+    <w:p>
+      <w:pPr>
+        <w:pStyle w:val="NoSpacing"/>
+      </w:pPr>
+    </w:p>
+    <w:p>
+      <w:pPr>
+        <w:pStyle w:val="NoSpacing"/>
+      </w:pPr>
+      <w:r>
+        <w:t>OK</w:t>
+      </w:r>
+    </w:p>
+    <w:p>
+      <w:pPr>
+        <w:pStyle w:val="NoSpacing"/>
+      </w:pPr>
+      <w:r>
+        <w:t>&gt;&gt; AT+HTTPPARA="URL","https://bus-tracking-eae81-default-rtdb.asia-southeast1.firebasedatabase.app/gps.json" [RESP]: AT+HTTPPARA="URL","https://bus-tracking-eae81-default-rtdb.asia-southeast1.firebasedatabase.app/gps.json"</w:t>
+      </w:r>
+    </w:p>
+    <w:p>
+      <w:pPr>
+        <w:pStyle w:val="NoSpacing"/>
+      </w:pPr>
+    </w:p>
+    <w:p>
+      <w:pPr>
+        <w:pStyle w:val="NoSpacing"/>
+      </w:pPr>
+      <w:r>
+        <w:t>OK</w:t>
+      </w:r>
+    </w:p>
+    <w:p>
+      <w:pPr>
+        <w:pStyle w:val="NoSpacing"/>
+      </w:pPr>
+    </w:p>
+    <w:p>
+      <w:pPr>
+        <w:pStyle w:val="NoSpacing"/>
+      </w:pPr>
+      <w:r>
+        <w:t>&gt;&gt; AT+HTTPPARA="</w:t>
+      </w:r>
+      <w:proofErr w:type="spellStart"/>
+      <w:r>
+        <w:t>CONTENT","application</w:t>
+      </w:r>
+      <w:proofErr w:type="spellEnd"/>
+      <w:r>
+        <w:t>/</w:t>
+      </w:r>
+      <w:proofErr w:type="spellStart"/>
+      <w:r>
+        <w:t>json</w:t>
+      </w:r>
+      <w:proofErr w:type="spellEnd"/>
+      <w:r>
+        <w:t>" [RESP]: AT+HTTPPARA="</w:t>
+      </w:r>
+      <w:proofErr w:type="spellStart"/>
+      <w:r>
+        <w:t>CONTENT","application</w:t>
+      </w:r>
+      <w:proofErr w:type="spellEnd"/>
+      <w:r>
+        <w:t>/</w:t>
+      </w:r>
+      <w:proofErr w:type="spellStart"/>
+      <w:r>
+        <w:t>json</w:t>
+      </w:r>
+      <w:proofErr w:type="spellEnd"/>
+      <w:r>
+        <w:t>"</w:t>
+      </w:r>
+    </w:p>
+    <w:p>
+      <w:pPr>
+        <w:pStyle w:val="NoSpacing"/>
+      </w:pPr>
+    </w:p>
+    <w:p>
+      <w:pPr>
+        <w:pStyle w:val="NoSpacing"/>
+      </w:pPr>
+      <w:r>
+        <w:t>OK</w:t>
+      </w:r>
+    </w:p>
+    <w:p>
+      <w:pPr>
+        <w:pStyle w:val="NoSpacing"/>
+      </w:pPr>
+    </w:p>
+    <w:p>
+      <w:pPr>
+        <w:pStyle w:val="NoSpacing"/>
+      </w:pPr>
+      <w:r>
+        <w:t>AT+HTTPDATA=88,2000</w:t>
+      </w:r>
+    </w:p>
+    <w:p>
+      <w:pPr>
+        <w:pStyle w:val="NoSpacing"/>
+      </w:pPr>
+      <w:r>
+        <w:t>&gt;&gt; AT+HTTPACTION=1</w:t>
+      </w:r>
+    </w:p>
+    <w:p>
+      <w:pPr>
+        <w:pStyle w:val="NoSpacing"/>
+      </w:pPr>
+      <w:r>
+        <w:t xml:space="preserve">[ASYNC ACTION RESP]: </w:t>
+      </w:r>
+    </w:p>
+    <w:p>
+      <w:pPr>
+        <w:pStyle w:val="NoSpacing"/>
+      </w:pPr>
+      <w:r>
+        <w:t>+HTTPACTION: 1,400,36</w:t>
+      </w:r>
+    </w:p>
+    <w:p>
+      <w:pPr>
+        <w:pStyle w:val="NoSpacing"/>
+      </w:pPr>
+    </w:p>
+    <w:p>
+      <w:pPr>
+        <w:pStyle w:val="NoSpacing"/>
+      </w:pPr>
+      <w:r>
+        <w:t>DOWNLOAD</w:t>
+      </w:r>
+    </w:p>
+    <w:p>
+      <w:pPr>
+        <w:pStyle w:val="NoSpacing"/>
+      </w:pPr>
+    </w:p>
+    <w:p>
+      <w:pPr>
+        <w:pStyle w:val="NoSpacing"/>
+      </w:pPr>
+      <w:r>
+        <w:t xml:space="preserve">&gt;&gt; AT+HTTPTERM [RESP]: </w:t>
+      </w:r>
+    </w:p>
+    <w:p>
+      <w:pPr>
+        <w:pStyle w:val="NoSpacing"/>
+      </w:pPr>
+      <w:r>
+        <w:rPr>
+          <w:rFonts w:ascii="Segoe UI Emoji" w:hAnsi="Segoe UI Emoji" w:cs="Segoe UI Emoji"/>
+        </w:rPr>
+        <w:t>❌</w:t>
+      </w:r>
+      <w:r>
+        <w:t xml:space="preserve"> Firebase Real-Time Update: RESPONSE ERROR OR TIMEOUT</w:t>
+      </w:r>
+    </w:p>
+    <w:p>
+      <w:pPr>
+        <w:pStyle w:val="NoSpacing"/>
+      </w:pPr>
+      <w:r>
+        <w:t>----------------------------------------</w:t>
+      </w:r>
+    </w:p>
+    <w:p>
+      <w:pPr>
+        <w:pStyle w:val="NoSpacing"/>
+      </w:pPr>
+      <w:r>
+        <w:t xml:space="preserve">&gt;&gt; AT+CPIN? [RESP]: </w:t>
+      </w:r>
+    </w:p>
+    <w:p>
+      <w:pPr>
+        <w:pStyle w:val="NoSpacing"/>
+      </w:pPr>
+      <w:r>
+        <w:rPr>
+          <w:rFonts w:ascii="Segoe UI Emoji" w:hAnsi="Segoe UI Emoji" w:cs="Segoe UI Emoji"/>
+        </w:rPr>
+        <w:lastRenderedPageBreak/>
+        <w:t>⚠️</w:t>
+      </w:r>
+      <w:r>
+        <w:t xml:space="preserve"> SIM Card missing or disconnected! Retrying power layers...</w:t>
+      </w:r>
+    </w:p>
+    <w:p>
+      <w:pPr>
+        <w:pStyle w:val="NoSpacing"/>
+      </w:pPr>
+      <w:r>
+        <w:rPr>
+          <w:rFonts w:ascii="Segoe UI Emoji" w:hAnsi="Segoe UI Emoji" w:cs="Segoe UI Emoji"/>
+        </w:rPr>
+        <w:t>🛑</w:t>
+      </w:r>
+      <w:r>
+        <w:t xml:space="preserve"> Cell Tower unreachable. Backing off for 4 seconds...</w:t>
+      </w:r>
+    </w:p>
+    <w:p>
+      <w:pPr>
+        <w:pStyle w:val="NoSpacing"/>
+      </w:pPr>
+      <w:r>
+        <w:t xml:space="preserve">&gt;&gt; AT+CPIN? [RESP]: </w:t>
+      </w:r>
+    </w:p>
+    <w:p>
+      <w:pPr>
+        <w:pStyle w:val="NoSpacing"/>
+      </w:pPr>
+      <w:r>
+        <w:rPr>
+          <w:rFonts w:ascii="Segoe UI Emoji" w:hAnsi="Segoe UI Emoji" w:cs="Segoe UI Emoji"/>
+        </w:rPr>
+        <w:t>⚠️</w:t>
+      </w:r>
+      <w:r>
+        <w:t xml:space="preserve"> SIM Card missing or disconnected! Retrying power layers...</w:t>
+      </w:r>
+    </w:p>
+    <w:p>
+      <w:pPr>
+        <w:pStyle w:val="NoSpacing"/>
+      </w:pPr>
+      <w:r>
+        <w:rPr>
+          <w:rFonts w:ascii="Segoe UI Emoji" w:hAnsi="Segoe UI Emoji" w:cs="Segoe UI Emoji"/>
+        </w:rPr>
+        <w:t>🛑</w:t>
+      </w:r>
+      <w:r>
+        <w:t xml:space="preserve"> Cell Tower unreachable. Backing off for 4 seconds...</w:t>
+      </w:r>
+    </w:p>
+    <w:p>
+      <w:pPr>
+        <w:pStyle w:val="NoSpacing"/>
+      </w:pPr>
+      <w:r>
+        <w:t xml:space="preserve">&gt;&gt; AT+CPIN? [RESP]: </w:t>
+      </w:r>
+    </w:p>
+    <w:p>
+      <w:pPr>
+        <w:pStyle w:val="NoSpacing"/>
+      </w:pPr>
+      <w:r>
+        <w:rPr>
+          <w:rFonts w:ascii="Segoe UI Emoji" w:hAnsi="Segoe UI Emoji" w:cs="Segoe UI Emoji"/>
+        </w:rPr>
+        <w:t>⚠️</w:t>
+      </w:r>
+      <w:r>
+        <w:t xml:space="preserve"> SIM Card missing or disconnected! Retrying power layers...</w:t>
+      </w:r>
+    </w:p>
+    <w:p>
+      <w:pPr>
+        <w:pStyle w:val="NoSpacing"/>
+      </w:pPr>
+      <w:r>
+        <w:rPr>
+          <w:rFonts w:ascii="Segoe UI Emoji" w:hAnsi="Segoe UI Emoji" w:cs="Segoe UI Emoji"/>
+        </w:rPr>
+        <w:t>🛑</w:t>
+      </w:r>
+      <w:r>
+        <w:t xml:space="preserve"> Cell Tower unreachable. Backing off for 4 seconds...</w:t>
+      </w:r>
+    </w:p>
+    <w:p>
+      <w:pPr>
+        <w:pStyle w:val="NoSpacing"/>
+      </w:pPr>
+      <w:r>
+        <w:t xml:space="preserve">&gt;&gt; AT+CPIN? [RESP]: </w:t>
+      </w:r>
+    </w:p>
+    <w:p>
+      <w:pPr>
+        <w:pStyle w:val="NoSpacing"/>
+      </w:pPr>
+      <w:r>
+        <w:rPr>
+          <w:rFonts w:ascii="Segoe UI Emoji" w:hAnsi="Segoe UI Emoji" w:cs="Segoe UI Emoji"/>
+        </w:rPr>
+        <w:t>⚠️</w:t>
+      </w:r>
+      <w:r>
+        <w:t xml:space="preserve"> SIM Card missing or disconnected! Retrying power layers...</w:t>
+      </w:r>
+    </w:p>
+    <w:p>
+      <w:pPr>
+        <w:pStyle w:val="NoSpacing"/>
+      </w:pPr>
+      <w:r>
+        <w:rPr>
+          <w:rFonts w:ascii="Segoe UI Emoji" w:hAnsi="Segoe UI Emoji" w:cs="Segoe UI Emoji"/>
+        </w:rPr>
+        <w:t>🛑</w:t>
+      </w:r>
+      <w:r>
+        <w:t xml:space="preserve"> Cell Tower unreachable. Backing off for 4 seconds...</w:t>
+      </w:r>
+    </w:p>
+    <w:p>
+      <w:pPr>
+        <w:pStyle w:val="NoSpacing"/>
+      </w:pPr>
+      <w:r>
+        <w:t xml:space="preserve">&gt;&gt; AT+CPIN? [RESP]: </w:t>
+      </w:r>
+    </w:p>
+    <w:p>
+      <w:pPr>
+        <w:pStyle w:val="NoSpacing"/>
+      </w:pPr>
+      <w:r>
+        <w:rPr>
+          <w:rFonts w:ascii="Segoe UI Emoji" w:hAnsi="Segoe UI Emoji" w:cs="Segoe UI Emoji"/>
+        </w:rPr>
+        <w:t>⚠️</w:t>
+      </w:r>
+      <w:r>
+        <w:t xml:space="preserve"> SIM Card missing or disconnected! Retrying power layers...</w:t>
+      </w:r>
+    </w:p>
+    <w:p>
+      <w:pPr>
+        <w:pStyle w:val="NoSpacing"/>
+      </w:pPr>
+      <w:r>
+        <w:rPr>
+          <w:rFonts w:ascii="Segoe UI Emoji" w:hAnsi="Segoe UI Emoji" w:cs="Segoe UI Emoji"/>
+        </w:rPr>
+        <w:t>🛑</w:t>
+      </w:r>
+      <w:r>
+        <w:t xml:space="preserve"> Cell Tower unreachable. Backing off for 4 seconds...</w:t>
+      </w:r>
+    </w:p>
+    <w:p>
+      <w:pPr>
+        <w:pStyle w:val="NoSpacing"/>
+      </w:pPr>
+      <w:r>
+        <w:t xml:space="preserve">&gt;&gt; AT+CPIN? [RESP]: </w:t>
+      </w:r>
+    </w:p>
+    <w:p>
+      <w:pPr>
+        <w:pStyle w:val="NoSpacing"/>
+      </w:pPr>
+      <w:r>
+        <w:rPr>
+          <w:rFonts w:ascii="Segoe UI Emoji" w:hAnsi="Segoe UI Emoji" w:cs="Segoe UI Emoji"/>
+        </w:rPr>
+        <w:t>⚠️</w:t>
+      </w:r>
+      <w:r>
+        <w:t xml:space="preserve"> SIM Card missing or disconnected! Retrying power layers...</w:t>
+      </w:r>
+    </w:p>
+    <w:p>
+      <w:pPr>
+        <w:pStyle w:val="NoSpacing"/>
+      </w:pPr>
+      <w:r>
+        <w:rPr>
+          <w:rFonts w:ascii="Segoe UI Emoji" w:hAnsi="Segoe UI Emoji" w:cs="Segoe UI Emoji"/>
+        </w:rPr>
+        <w:t>🛑</w:t>
+      </w:r>
+      <w:r>
+        <w:t xml:space="preserve"> Cell Tower unreachable. Backing off for 4 seconds...</w:t>
+      </w:r>
+    </w:p>
+    <w:p>
+      <w:pPr>
+        <w:pStyle w:val="NoSpacing"/>
+      </w:pPr>
+      <w:r>
+        <w:t xml:space="preserve">&gt;&gt; AT+CPIN? [RESP]: </w:t>
+      </w:r>
+    </w:p>
+    <w:p>
+      <w:pPr>
+        <w:pStyle w:val="NoSpacing"/>
+      </w:pPr>
+      <w:r>
+        <w:rPr>
+          <w:rFonts w:ascii="Segoe UI Emoji" w:hAnsi="Segoe UI Emoji" w:cs="Segoe UI Emoji"/>
+        </w:rPr>
+        <w:t>⚠️</w:t>
+      </w:r>
+      <w:r>
+        <w:t xml:space="preserve"> SIM Card missing or disconnected! Retrying power layers...</w:t>
+      </w:r>
+    </w:p>
+    <w:p>
+      <w:pPr>
+        <w:pStyle w:val="NoSpacing"/>
+      </w:pPr>
+      <w:r>
+        <w:rPr>
+          <w:rFonts w:ascii="Segoe UI Emoji" w:hAnsi="Segoe UI Emoji" w:cs="Segoe UI Emoji"/>
+        </w:rPr>
+        <w:t>🛑</w:t>
+      </w:r>
+      <w:r>
+        <w:t xml:space="preserve"> Cell Tower unreachable. Backing off for 4 seconds...</w:t>
+      </w:r>
+    </w:p>
+    <w:p>
+      <w:pPr>
+        <w:pStyle w:val="NoSpacing"/>
+      </w:pPr>
+      <w:r>
+        <w:t xml:space="preserve">&gt;&gt; AT+CPIN? [RESP]: </w:t>
+      </w:r>
+    </w:p>
+    <w:p>
+      <w:pPr>
+        <w:pStyle w:val="NoSpacing"/>
+      </w:pPr>
+      <w:r>
+        <w:t>OK</w:t>
+      </w:r>
+    </w:p>
+    <w:p>
+      <w:pPr>
+        <w:pStyle w:val="NoSpacing"/>
+      </w:pPr>
+      <w:r>
+        <w:t>{"lat":10.134510,"lon":78.796616,"sim":"OK","net":"OK","gps":"RECEIVED","signal":"GOOD"}AT+HTTPACTION=1</w:t>
+      </w:r>
+    </w:p>
+    <w:p>
+      <w:pPr>
+        <w:pStyle w:val="NoSpacing"/>
+      </w:pPr>
+    </w:p>
+    <w:p>
+      <w:pPr>
+        <w:pStyle w:val="NoSpacing"/>
+      </w:pPr>
+      <w:r>
+        <w:t>ERROR</w:t>
+      </w:r>
+    </w:p>
+    <w:p>
+      <w:pPr>
+        <w:pStyle w:val="NoSpacing"/>
+      </w:pPr>
+    </w:p>
+    <w:p>
+      <w:pPr>
+        <w:pStyle w:val="NoSpacing"/>
+      </w:pPr>
+      <w:r>
+        <w:rPr>
+          <w:rFonts w:ascii="Segoe UI Emoji" w:hAnsi="Segoe UI Emoji" w:cs="Segoe UI Emoji"/>
+        </w:rPr>
+        <w:t>⚠️</w:t>
+      </w:r>
+      <w:r>
+        <w:t xml:space="preserve"> SIM Card missing or disconnected! Retrying power layers...</w:t>
+      </w:r>
+    </w:p>
+    <w:p>
+      <w:pPr>
+        <w:pStyle w:val="NoSpacing"/>
+      </w:pPr>
+      <w:r>
+        <w:rPr>
+          <w:rFonts w:ascii="Segoe UI Emoji" w:hAnsi="Segoe UI Emoji" w:cs="Segoe UI Emoji"/>
+        </w:rPr>
+        <w:t>🛑</w:t>
+      </w:r>
+      <w:r>
+        <w:t xml:space="preserve"> Cell Tower unreachable. Backing off for 4 seconds...</w:t>
+      </w:r>
+    </w:p>
+    <w:p>
+      <w:pPr>
+        <w:pStyle w:val="NoSpacing"/>
+      </w:pPr>
+      <w:r>
+        <w:t>&gt;&gt; AT+CPIN? [RESP]: AT+CPIN?</w:t>
+      </w:r>
+    </w:p>
+    <w:p>
+      <w:pPr>
+        <w:pStyle w:val="NoSpacing"/>
+      </w:pPr>
+    </w:p>
+    <w:p>
+      <w:pPr>
+        <w:pStyle w:val="NoSpacing"/>
+      </w:pPr>
+      <w:r>
+        <w:t>+CPIN: READY</w:t>
+      </w:r>
+    </w:p>
+    <w:p>
+      <w:pPr>
+        <w:pStyle w:val="NoSpacing"/>
+      </w:pPr>
+    </w:p>
+    <w:p>
+      <w:pPr>
+        <w:pStyle w:val="NoSpacing"/>
+      </w:pPr>
+      <w:r>
+        <w:t>OK</w:t>
+      </w:r>
+    </w:p>
+    <w:p>
+      <w:pPr>
+        <w:pStyle w:val="NoSpacing"/>
+      </w:pPr>
+      <w:r>
+        <w:t>&gt;&gt; AT+CSQ [RESP]: AT+CSQ</w:t>
+      </w:r>
+    </w:p>
+    <w:p>
+      <w:pPr>
+        <w:pStyle w:val="NoSpacing"/>
+      </w:pPr>
+    </w:p>
+    <w:p>
+      <w:pPr>
+        <w:pStyle w:val="NoSpacing"/>
+      </w:pPr>
+      <w:r>
+        <w:t>+CSQ: 21,99</w:t>
+      </w:r>
+    </w:p>
+    <w:p>
+      <w:pPr>
+        <w:pStyle w:val="NoSpacing"/>
+      </w:pPr>
+    </w:p>
+    <w:p>
+      <w:pPr>
+        <w:pStyle w:val="NoSpacing"/>
+      </w:pPr>
+      <w:r>
+        <w:t>OK</w:t>
+      </w:r>
+    </w:p>
+    <w:p>
+      <w:pPr>
+        <w:pStyle w:val="NoSpacing"/>
+      </w:pPr>
+    </w:p>
+    <w:p>
+      <w:pPr>
+        <w:pStyle w:val="NoSpacing"/>
+      </w:pPr>
+      <w:r>
+        <w:rPr>
+          <w:rFonts w:ascii="Segoe UI Emoji" w:hAnsi="Segoe UI Emoji" w:cs="Segoe UI Emoji"/>
+        </w:rPr>
+        <w:t>📶</w:t>
+      </w:r>
+      <w:r>
+        <w:t xml:space="preserve"> Cellular Signal Strength Evaluated: GOOD (21)</w:t>
+      </w:r>
+    </w:p>
+    <w:p>
+      <w:pPr>
+        <w:pStyle w:val="NoSpacing"/>
+      </w:pPr>
+      <w:r>
+        <w:t>&gt;&gt; AT+CREG? [RESP]: AT+CREG?</w:t>
+      </w:r>
+    </w:p>
+    <w:p>
+      <w:pPr>
+        <w:pStyle w:val="NoSpacing"/>
+      </w:pPr>
+    </w:p>
+    <w:p>
+      <w:pPr>
+        <w:pStyle w:val="NoSpacing"/>
+      </w:pPr>
+      <w:r>
+        <w:t>+CREG: 0,1</w:t>
+      </w:r>
+    </w:p>
+    <w:p>
+      <w:pPr>
+        <w:pStyle w:val="NoSpacing"/>
+      </w:pPr>
+    </w:p>
+    <w:p>
+      <w:pPr>
+        <w:pStyle w:val="NoSpacing"/>
+      </w:pPr>
+      <w:r>
+        <w:t>OK</w:t>
+      </w:r>
+    </w:p>
+    <w:p>
+      <w:pPr>
+        <w:pStyle w:val="NoSpacing"/>
+      </w:pPr>
+    </w:p>
+    <w:p>
+      <w:pPr>
+        <w:pStyle w:val="NoSpacing"/>
+      </w:pPr>
+      <w:r>
+        <w:rPr>
+          <w:rFonts w:ascii="Segoe UI Emoji" w:hAnsi="Segoe UI Emoji" w:cs="Segoe UI Emoji"/>
+        </w:rPr>
+        <w:t>📍</w:t>
+      </w:r>
+      <w:r>
+        <w:t xml:space="preserve"> Active Location Core Calculated: 10.140340,78.797592</w:t>
+      </w:r>
+    </w:p>
+    <w:p>
+      <w:pPr>
+        <w:pStyle w:val="NoSpacing"/>
+      </w:pPr>
+      <w:r>
+        <w:t>AT+HTTPINIT</w:t>
+      </w:r>
+    </w:p>
+    <w:p>
+      <w:pPr>
+        <w:pStyle w:val="NoSpacing"/>
+      </w:pPr>
+    </w:p>
+    <w:p>
+      <w:pPr>
+        <w:pStyle w:val="NoSpacing"/>
+      </w:pPr>
+      <w:r>
+        <w:lastRenderedPageBreak/>
+        <w:t>ERROR</w:t>
+      </w:r>
+    </w:p>
+    <w:p>
+      <w:pPr>
+        <w:pStyle w:val="NoSpacing"/>
+      </w:pPr>
+      <w:r>
+        <w:t>&gt;&gt; AT+HTTPPARA="URL","https://bus-tracking-eae81-default-rtdb.asia-southeast1.firebasedatabase.app/gps.json" [RESP]: AT+HTTPPARA="URL","https://bus-tracking-eae81-default-rtdb.asia-southeast1.firebasedatabase.app/gps.json"</w:t>
+      </w:r>
+    </w:p>
+    <w:p>
+      <w:pPr>
+        <w:pStyle w:val="NoSpacing"/>
+      </w:pPr>
+    </w:p>
+    <w:p>
+      <w:pPr>
+        <w:pStyle w:val="NoSpacing"/>
+      </w:pPr>
+      <w:r>
+        <w:t>OK</w:t>
+      </w:r>
+    </w:p>
+    <w:p>
+      <w:pPr>
+        <w:pStyle w:val="NoSpacing"/>
+      </w:pPr>
+    </w:p>
+    <w:p>
+      <w:pPr>
+        <w:pStyle w:val="NoSpacing"/>
+      </w:pPr>
+      <w:r>
+        <w:t>&gt;&gt; AT+HTTPPARA="</w:t>
+      </w:r>
+      <w:proofErr w:type="spellStart"/>
+      <w:r>
+        <w:t>CONTENT","application</w:t>
+      </w:r>
+      <w:proofErr w:type="spellEnd"/>
+      <w:r>
+        <w:t>/</w:t>
+      </w:r>
+      <w:proofErr w:type="spellStart"/>
+      <w:r>
+        <w:t>json</w:t>
+      </w:r>
+      <w:proofErr w:type="spellEnd"/>
+      <w:r>
+        <w:t>" [RESP]: AT+HTTPPARA="</w:t>
+      </w:r>
+      <w:proofErr w:type="spellStart"/>
+      <w:r>
+        <w:t>CONTENT","application</w:t>
+      </w:r>
+      <w:proofErr w:type="spellEnd"/>
+      <w:r>
+        <w:t>/</w:t>
+      </w:r>
+      <w:proofErr w:type="spellStart"/>
+      <w:r>
+        <w:t>json</w:t>
+      </w:r>
+      <w:proofErr w:type="spellEnd"/>
+      <w:r>
+        <w:t>"</w:t>
+      </w:r>
+    </w:p>
+    <w:p>
+      <w:pPr>
+        <w:pStyle w:val="NoSpacing"/>
+      </w:pPr>
+    </w:p>
+    <w:p>
+      <w:pPr>
+        <w:pStyle w:val="NoSpacing"/>
+      </w:pPr>
+      <w:r>
+        <w:t>OK</w:t>
+      </w:r>
+    </w:p>
+    <w:p>
+      <w:pPr>
+        <w:pStyle w:val="NoSpacing"/>
+      </w:pPr>
+    </w:p>
+    <w:p>
+      <w:pPr>
+        <w:pStyle w:val="NoSpacing"/>
+      </w:pPr>
+      <w:r>
+        <w:t>AT+HTTPDATA=88,2000</w:t>
+      </w:r>
+    </w:p>
+    <w:p>
+      <w:pPr>
+        <w:pStyle w:val="NoSpacing"/>
+      </w:pPr>
+    </w:p>
+    <w:p>
+      <w:pPr>
+        <w:pStyle w:val="NoSpacing"/>
+      </w:pPr>
+      <w:r>
+        <w:t>DOWNLOAD</w:t>
+      </w:r>
+    </w:p>
+    <w:p>
+      <w:pPr>
+        <w:pStyle w:val="NoSpacing"/>
+      </w:pPr>
+    </w:p>
+    <w:p>
+      <w:pPr>
+        <w:pStyle w:val="NoSpacing"/>
+      </w:pPr>
+      <w:r>
+        <w:t>OK</w:t>
+      </w:r>
+    </w:p>
+    <w:p>
+      <w:pPr>
+        <w:pStyle w:val="NoSpacing"/>
+      </w:pPr>
+      <w:r>
+        <w:t>&gt;&gt; AT+HTTPACTION=1</w:t>
+      </w:r>
+    </w:p>
+    <w:p>
+      <w:pPr>
+        <w:pStyle w:val="NoSpacing"/>
+      </w:pPr>
+      <w:r>
+        <w:t>[ASYNC ACTION RESP]: AT+HTTPACTION=1</w:t>
+      </w:r>
+    </w:p>
+    <w:p>
+      <w:pPr>
+        <w:pStyle w:val="NoSpacing"/>
+      </w:pPr>
+    </w:p>
+    <w:p>
+      <w:pPr>
+        <w:pStyle w:val="NoSpacing"/>
+      </w:pPr>
+      <w:r>
+        <w:t>OK</w:t>
+      </w:r>
+    </w:p>
+    <w:p>
+      <w:pPr>
+        <w:pStyle w:val="NoSpacing"/>
+      </w:pPr>
+    </w:p>
+    <w:p>
+      <w:pPr>
+        <w:pStyle w:val="NoSpacing"/>
+      </w:pPr>
+      <w:r>
+        <w:t>+HTTPACTION: 1,200,31</w:t>
+      </w:r>
+    </w:p>
+    <w:p>
+      <w:pPr>
+        <w:pStyle w:val="NoSpacing"/>
+      </w:pPr>
+    </w:p>
+    <w:p>
+      <w:pPr>
+        <w:pStyle w:val="NoSpacing"/>
+      </w:pPr>
+      <w:r>
+        <w:t>&gt;&gt; AT+HTTPTERM [RESP]: AT+HTTPTERM</w:t>
+      </w:r>
+    </w:p>
+    <w:p>
+      <w:pPr>
+        <w:pStyle w:val="NoSpacing"/>
+      </w:pPr>
+    </w:p>
+    <w:p>
+      <w:pPr>
+        <w:pStyle w:val="NoSpacing"/>
+      </w:pPr>
+      <w:r>
+        <w:t>OK</w:t>
+      </w:r>
+    </w:p>
+    <w:p>
+      <w:pPr>
+        <w:pStyle w:val="NoSpacing"/>
+      </w:pPr>
+    </w:p>
+    <w:p>
+      <w:pPr>
+        <w:pStyle w:val="NoSpacing"/>
+      </w:pPr>
+      <w:r>
+        <w:rPr>
+          <w:rFonts w:ascii="Segoe UI Emoji" w:hAnsi="Segoe UI Emoji" w:cs="Segoe UI Emoji"/>
+        </w:rPr>
+        <w:t>✅</w:t>
+      </w:r>
+      <w:r>
+        <w:t xml:space="preserve"> Firebase Real-Time Update: SUCCESS</w:t>
+      </w:r>
+    </w:p>
+    <w:p>
+      <w:pPr>
+        <w:pStyle w:val="NoSpacing"/>
+      </w:pPr>
+      <w:r>
+        <w:t>----------------------------------------</w:t>
+      </w:r>
+    </w:p>
+    <w:p>
+      <w:pPr>
+        <w:pStyle w:val="NoSpacing"/>
+      </w:pPr>
+      <w:r>
+        <w:t>&gt;&gt; AT+CPIN? [RESP]: AT+CPIN?</w:t>
+      </w:r>
+    </w:p>
+    <w:p>
+      <w:pPr>
+        <w:pStyle w:val="NoSpacing"/>
+      </w:pPr>
+    </w:p>
+    <w:p>
+      <w:pPr>
+        <w:pStyle w:val="NoSpacing"/>
+      </w:pPr>
+      <w:r>
+        <w:t>+CPIN: READY</w:t>
+      </w:r>
+    </w:p>
+    <w:p>
+      <w:pPr>
+        <w:pStyle w:val="NoSpacing"/>
+      </w:pPr>
+    </w:p>
+    <w:p>
+      <w:pPr>
+        <w:pStyle w:val="NoSpacing"/>
+      </w:pPr>
+      <w:r>
+        <w:t>OK</w:t>
+      </w:r>
+    </w:p>
+    <w:p>
+      <w:pPr>
+        <w:pStyle w:val="NoSpacing"/>
+      </w:pPr>
+    </w:p>
+    <w:p>
+      <w:pPr>
+        <w:pStyle w:val="NoSpacing"/>
+      </w:pPr>
+      <w:r>
+        <w:t>&gt;&gt; AT+CSQ [RESP]: AT+CSQ</w:t>
+      </w:r>
+    </w:p>
+    <w:p>
+      <w:pPr>
+        <w:pStyle w:val="NoSpacing"/>
+      </w:pPr>
+    </w:p>
+    <w:p>
+      <w:pPr>
+        <w:pStyle w:val="NoSpacing"/>
+      </w:pPr>
+      <w:r>
+        <w:t>+CSQ: 21,99</w:t>
+      </w:r>
+    </w:p>
+    <w:p>
+      <w:pPr>
+        <w:pStyle w:val="NoSpacing"/>
+      </w:pPr>
+    </w:p>
+    <w:p>
+      <w:pPr>
+        <w:pStyle w:val="NoSpacing"/>
+      </w:pPr>
+      <w:r>
+        <w:t>OK</w:t>
+      </w:r>
+    </w:p>
+    <w:p>
+      <w:pPr>
+        <w:pStyle w:val="NoSpacing"/>
+      </w:pPr>
+    </w:p>
+    <w:p>
+      <w:pPr>
+        <w:pStyle w:val="NoSpacing"/>
+      </w:pPr>
+      <w:r>
+        <w:t>Failure</w:t>
+      </w:r>
+      <w:r>
+        <w:br/>
+      </w:r>
+      <w:r>
+        <w:br/>
+      </w:r>
+      <w:r>
+        <w:t xml:space="preserve">&gt;&gt; AT+CPIN? [RESP]: </w:t>
+      </w:r>
+    </w:p>
+    <w:p>
+      <w:pPr>
+        <w:pStyle w:val="NoSpacing"/>
+      </w:pPr>
+      <w:r>
+        <w:rPr>
+          <w:rFonts w:ascii="Segoe UI Emoji" w:hAnsi="Segoe UI Emoji" w:cs="Segoe UI Emoji"/>
+        </w:rPr>
+        <w:t>⚠️</w:t>
+      </w:r>
+      <w:r>
+        <w:t xml:space="preserve"> SIM Card missing or disconnected! Retrying power layers...</w:t>
+      </w:r>
+    </w:p>
+    <w:p>
+      <w:pPr>
+        <w:pStyle w:val="NoSpacing"/>
+      </w:pPr>
+      <w:r>
+        <w:rPr>
+          <w:rFonts w:ascii="Segoe UI Emoji" w:hAnsi="Segoe UI Emoji" w:cs="Segoe UI Emoji"/>
+        </w:rPr>
+        <w:t>🛑</w:t>
+      </w:r>
+      <w:r>
+        <w:t xml:space="preserve"> Cell Tower unreachable. Backing off for 4 seconds...</w:t>
+      </w:r>
+    </w:p>
+    <w:p>
+      <w:pPr>
+        <w:pStyle w:val="NoSpacing"/>
+      </w:pPr>
+      <w:r>
+        <w:t xml:space="preserve">&gt;&gt; AT+CPIN? [RESP]: </w:t>
+      </w:r>
+    </w:p>
+    <w:p>
+      <w:pPr>
+        <w:pStyle w:val="NoSpacing"/>
+      </w:pPr>
+      <w:r>
+        <w:t>*ATREADY: 1</w:t>
+      </w:r>
+    </w:p>
+    <w:p>
+      <w:pPr>
+        <w:pStyle w:val="NoSpacing"/>
+      </w:pPr>
+    </w:p>
+    <w:p>
+      <w:pPr>
+        <w:pStyle w:val="NoSpacing"/>
+      </w:pPr>
+      <w:r>
+        <w:t>&gt;&gt; AT+CSQ [RESP]: AT+CSQ</w:t>
+      </w:r>
+    </w:p>
+    <w:p>
+      <w:pPr>
+        <w:pStyle w:val="NoSpacing"/>
+      </w:pPr>
+    </w:p>
+    <w:p>
+      <w:pPr>
+        <w:pStyle w:val="NoSpacing"/>
+      </w:pPr>
+      <w:r>
+        <w:t>+CSQ: 99,99</w:t>
+      </w:r>
+    </w:p>
+    <w:p>
+      <w:pPr>
+        <w:pStyle w:val="NoSpacing"/>
+      </w:pPr>
+    </w:p>
+    <w:p>
+      <w:pPr>
+        <w:pStyle w:val="NoSpacing"/>
+      </w:pPr>
+      <w:r>
+        <w:t>OK</w:t>
+      </w:r>
+    </w:p>
+    <w:p>
+      <w:pPr>
+        <w:pStyle w:val="NoSpacing"/>
+      </w:pPr>
+    </w:p>
+    <w:p>
+      <w:pPr>
+        <w:pStyle w:val="NoSpacing"/>
+      </w:pPr>
+      <w:r>
+        <w:rPr>
+          <w:rFonts w:ascii="Segoe UI Emoji" w:hAnsi="Segoe UI Emoji" w:cs="Segoe UI Emoji"/>
+        </w:rPr>
+        <w:t>📶</w:t>
+      </w:r>
+      <w:r>
+        <w:t xml:space="preserve"> Cellular Signal Strength Evaluated: NO SIGNAL (99)</w:t>
+      </w:r>
+    </w:p>
+    <w:p>
+      <w:pPr>
+        <w:pStyle w:val="NoSpacing"/>
+      </w:pPr>
+      <w:r>
+        <w:t>&gt;&gt; AT+CREG? [RESP]: AT+CREG?</w:t>
+      </w:r>
+    </w:p>
+    <w:p>
+      <w:pPr>
+        <w:pStyle w:val="NoSpacing"/>
+      </w:pPr>
+    </w:p>
+    <w:p>
+      <w:pPr>
+        <w:pStyle w:val="NoSpacing"/>
+      </w:pPr>
+      <w:r>
+        <w:t>+CREG: 0,0</w:t>
+      </w:r>
+    </w:p>
+    <w:p>
+      <w:pPr>
+        <w:pStyle w:val="NoSpacing"/>
+      </w:pPr>
+    </w:p>
+    <w:p>
+      <w:pPr>
+        <w:pStyle w:val="NoSpacing"/>
+      </w:pPr>
+      <w:r>
+        <w:t>OK</w:t>
+      </w:r>
+    </w:p>
+    <w:p>
+      <w:pPr>
+        <w:pStyle w:val="NoSpacing"/>
+      </w:pPr>
+    </w:p>
+    <w:p>
+      <w:pPr>
+        <w:pStyle w:val="NoSpacing"/>
+      </w:pPr>
+      <w:r>
+        <w:rPr>
+          <w:rFonts w:ascii="Segoe UI Emoji" w:hAnsi="Segoe UI Emoji" w:cs="Segoe UI Emoji"/>
+        </w:rPr>
+        <w:t>📡</w:t>
+      </w:r>
+      <w:r>
+        <w:t xml:space="preserve"> Bus in Network Dead Zone. Executing Multi-Stage Link Recovery...</w:t>
+      </w:r>
+    </w:p>
+    <w:p>
+      <w:pPr>
+        <w:pStyle w:val="NoSpacing"/>
+      </w:pPr>
+      <w:r>
+        <w:t>&gt;&gt; AT+HTTPTERM [RESP]: AT+HTTPTERM</w:t>
+      </w:r>
+    </w:p>
+    <w:p>
+      <w:pPr>
+        <w:pStyle w:val="NoSpacing"/>
+      </w:pPr>
+    </w:p>
+    <w:p>
+      <w:pPr>
+        <w:pStyle w:val="NoSpacing"/>
+      </w:pPr>
+      <w:r>
+        <w:t>ERROR</w:t>
+      </w:r>
+    </w:p>
+    <w:p>
+      <w:pPr>
+        <w:pStyle w:val="NoSpacing"/>
+      </w:pPr>
+    </w:p>
+    <w:p>
+      <w:pPr>
+        <w:pStyle w:val="NoSpacing"/>
+      </w:pPr>
+      <w:r>
+        <w:t>&gt;&gt; AT+CGATT=0 [RESP]: AT+CGATT=0</w:t>
+      </w:r>
+    </w:p>
+    <w:p>
+      <w:pPr>
+        <w:pStyle w:val="NoSpacing"/>
+      </w:pPr>
+    </w:p>
+    <w:p>
+      <w:pPr>
+        <w:pStyle w:val="NoSpacing"/>
+      </w:pPr>
+      <w:r>
+        <w:t>OK</w:t>
+      </w:r>
+    </w:p>
+    <w:p>
+      <w:pPr>
+        <w:pStyle w:val="NoSpacing"/>
+      </w:pPr>
+    </w:p>
+    <w:p>
+      <w:pPr>
+        <w:pStyle w:val="NoSpacing"/>
+      </w:pPr>
+      <w:r>
+        <w:t>+CGEV: ME DETACH</w:t>
+      </w:r>
+    </w:p>
+    <w:p>
+      <w:pPr>
+        <w:pStyle w:val="NoSpacing"/>
+      </w:pPr>
+    </w:p>
+    <w:p>
+      <w:pPr>
+        <w:pStyle w:val="NoSpacing"/>
+      </w:pPr>
+      <w:r>
+        <w:t>&gt;&gt; AT+COPS=0 [RESP]: AT+COPS=0</w:t>
+      </w:r>
+    </w:p>
+    <w:p>
+      <w:pPr>
+        <w:pStyle w:val="NoSpacing"/>
+      </w:pPr>
+    </w:p>
+    <w:p>
+      <w:pPr>
+        <w:pStyle w:val="NoSpacing"/>
+      </w:pPr>
+      <w:r>
+        <w:t>OK</w:t>
+      </w:r>
+    </w:p>
+    <w:p>
+      <w:pPr>
+        <w:pStyle w:val="NoSpacing"/>
+      </w:pPr>
+    </w:p>
+    <w:p>
+      <w:pPr>
+        <w:pStyle w:val="NoSpacing"/>
+      </w:pPr>
+      <w:r>
+        <w:t>&gt;&gt; AT+CGATT=1 [RESP]: AT+CGATT=1</w:t>
+      </w:r>
+    </w:p>
+    <w:p>
+      <w:pPr>
+        <w:pStyle w:val="NoSpacing"/>
+      </w:pPr>
+    </w:p>
+    <w:p>
+      <w:pPr>
+        <w:pStyle w:val="NoSpacing"/>
+      </w:pPr>
+      <w:r>
+        <w:t>OK</w:t>
+      </w:r>
+    </w:p>
+    <w:p>
+      <w:pPr>
+        <w:pStyle w:val="NoSpacing"/>
+      </w:pPr>
+    </w:p>
+    <w:p>
+      <w:pPr>
+        <w:pStyle w:val="NoSpacing"/>
+      </w:pPr>
+      <w:r>
+        <w:t>&gt;&gt; AT+CGACT=1,1 [RESP]: AT+CGACT=1,1</w:t>
+      </w:r>
+    </w:p>
+    <w:p>
+      <w:pPr>
+        <w:pStyle w:val="NoSpacing"/>
+      </w:pPr>
+    </w:p>
+    <w:p>
+      <w:pPr>
+        <w:pStyle w:val="NoSpacing"/>
+      </w:pPr>
+      <w:r>
+        <w:t>ERROR</w:t>
+      </w:r>
+    </w:p>
+    <w:p>
+      <w:pPr>
+        <w:pStyle w:val="NoSpacing"/>
+      </w:pPr>
+    </w:p>
+    <w:p>
+      <w:pPr>
+        <w:pStyle w:val="NoSpacing"/>
+      </w:pPr>
+      <w:r>
+        <w:t xml:space="preserve">&gt;&gt; AT+CREG? [RESP]: </w:t>
+      </w:r>
+    </w:p>
+    <w:p>
+      <w:pPr>
+        <w:pStyle w:val="NoSpacing"/>
+      </w:pPr>
+      <w:r>
+        <w:t>+CPIN: READY</w:t>
+      </w:r>
+    </w:p>
+    <w:p>
+      <w:pPr>
+        <w:pStyle w:val="NoSpacing"/>
+      </w:pPr>
+    </w:p>
+    <w:p>
+      <w:pPr>
+        <w:pStyle w:val="NoSpacing"/>
+      </w:pPr>
+      <w:r>
+        <w:t>SMS DONE</w:t>
+      </w:r>
+    </w:p>
+    <w:p>
+      <w:pPr>
+        <w:pStyle w:val="NoSpacing"/>
+      </w:pPr>
+      <w:r>
+        <w:t>AT+CREG?</w:t>
+      </w:r>
+    </w:p>
+    <w:p>
+      <w:pPr>
+        <w:pStyle w:val="NoSpacing"/>
+      </w:pPr>
+    </w:p>
+    <w:p>
+      <w:pPr>
+        <w:pStyle w:val="NoSpacing"/>
+      </w:pPr>
+      <w:r>
+        <w:t>+CREG: 0,0</w:t>
+      </w:r>
+    </w:p>
+    <w:p>
+      <w:pPr>
+        <w:pStyle w:val="NoSpacing"/>
+      </w:pPr>
+    </w:p>
+    <w:p>
+      <w:pPr>
+        <w:pStyle w:val="NoSpacing"/>
+      </w:pPr>
+      <w:r>
+        <w:t>OK</w:t>
+      </w:r>
+    </w:p>
+    <w:p>
+      <w:pPr>
+        <w:pStyle w:val="NoSpacing"/>
+      </w:pPr>
+    </w:p>
+    <w:p>
+      <w:pPr>
+        <w:pStyle w:val="NoSpacing"/>
+      </w:pPr>
+      <w:r>
+        <w:rPr>
+          <w:rFonts w:ascii="Segoe UI Emoji" w:hAnsi="Segoe UI Emoji" w:cs="Segoe UI Emoji"/>
+        </w:rPr>
+        <w:t>🛑</w:t>
+      </w:r>
+      <w:r>
+        <w:t xml:space="preserve"> Cell Tower unreachable. Backing off for 4 seconds...</w:t>
+      </w:r>
+    </w:p>
+    <w:p>
+      <w:pPr>
+        <w:pStyle w:val="NoSpacing"/>
+      </w:pPr>
+      <w:r>
+        <w:t xml:space="preserve">&gt;&gt; AT+CPIN? [RESP]: </w:t>
+      </w:r>
+    </w:p>
+    <w:p>
+      <w:pPr>
+        <w:pStyle w:val="NoSpacing"/>
+      </w:pPr>
+      <w:r>
+        <w:t>+CGEV: EPS PDN ACT 1</w:t>
+      </w:r>
+    </w:p>
+    <w:p>
+      <w:pPr>
+        <w:pStyle w:val="NoSpacing"/>
+      </w:pPr>
+      <w:r>
+        <w:t>AT+CPIN?</w:t>
+      </w:r>
+    </w:p>
+    <w:p>
+      <w:pPr>
+        <w:pStyle w:val="NoSpacing"/>
+      </w:pPr>
+    </w:p>
+    <w:p>
+      <w:pPr>
+        <w:pStyle w:val="NoSpacing"/>
+      </w:pPr>
+      <w:r>
+        <w:t>+CPIN: READY</w:t>
+      </w:r>
+    </w:p>
+    <w:p>
+      <w:pPr>
+        <w:pStyle w:val="NoSpacing"/>
+      </w:pPr>
+    </w:p>
+    <w:p>
+      <w:pPr>
+        <w:pStyle w:val="NoSpacing"/>
+      </w:pPr>
+      <w:r>
+        <w:t>OK</w:t>
+      </w:r>
+    </w:p>
+    <w:p>
+      <w:pPr>
+        <w:pStyle w:val="NoSpacing"/>
+      </w:pPr>
+    </w:p>
+    <w:p>
+      <w:pPr>
+        <w:pStyle w:val="NoSpacing"/>
+      </w:pPr>
+      <w:r>
+        <w:t>&gt;&gt; AT+CSQ [RESP]: AT+CSQ</w:t>
+      </w:r>
+    </w:p>
+    <w:p>
+      <w:pPr>
+        <w:pStyle w:val="NoSpacing"/>
+      </w:pPr>
+    </w:p>
+    <w:p>
+      <w:pPr>
+        <w:pStyle w:val="NoSpacing"/>
+      </w:pPr>
+      <w:r>
+        <w:t>+CSQ: 23,99</w:t>
+      </w:r>
+    </w:p>
+    <w:p>
+      <w:pPr>
+        <w:pStyle w:val="NoSpacing"/>
+      </w:pPr>
+    </w:p>
+    <w:p>
+      <w:pPr>
+        <w:pStyle w:val="NoSpacing"/>
+      </w:pPr>
+      <w:r>
+        <w:t>OK</w:t>
+      </w:r>
+    </w:p>
+    <w:p>
+      <w:pPr>
+        <w:pStyle w:val="NoSpacing"/>
+      </w:pPr>
+    </w:p>
+    <w:p>
+      <w:pPr>
+        <w:pStyle w:val="NoSpacing"/>
+      </w:pPr>
+      <w:r>
+        <w:rPr>
+          <w:rFonts w:ascii="Segoe UI Emoji" w:hAnsi="Segoe UI Emoji" w:cs="Segoe UI Emoji"/>
+        </w:rPr>
+        <w:t>📶</w:t>
+      </w:r>
+      <w:r>
+        <w:t xml:space="preserve"> Cellular Signal Strength Evaluated: GOOD (23)</w:t>
+      </w:r>
+    </w:p>
+    <w:p>
+      <w:pPr>
+        <w:pStyle w:val="NoSpacing"/>
+      </w:pPr>
+      <w:r>
+        <w:t>&gt;&gt; AT+CREG? [RESP]: AT+CREG?</w:t>
+      </w:r>
+    </w:p>
+    <w:p>
+      <w:pPr>
+        <w:pStyle w:val="NoSpacing"/>
+      </w:pPr>
+    </w:p>
+    <w:p>
+      <w:pPr>
+        <w:pStyle w:val="NoSpacing"/>
+      </w:pPr>
+      <w:r>
+        <w:t>+CREG: 0,1</w:t>
+      </w:r>
+    </w:p>
+    <w:p>
+      <w:pPr>
+        <w:pStyle w:val="NoSpacing"/>
+      </w:pPr>
+    </w:p>
+    <w:p>
+      <w:pPr>
+        <w:pStyle w:val="NoSpacing"/>
+      </w:pPr>
+      <w:r>
+        <w:t>OK</w:t>
+      </w:r>
+    </w:p>
+    <w:p>
+      <w:pPr>
+        <w:pStyle w:val="NoSpacing"/>
+      </w:pPr>
+    </w:p>
+    <w:p>
+      <w:pPr>
+        <w:pStyle w:val="NoSpacing"/>
+      </w:pPr>
+      <w:r>
+        <w:rPr>
+          <w:rFonts w:ascii="Segoe UI Emoji" w:hAnsi="Segoe UI Emoji" w:cs="Segoe UI Emoji"/>
+        </w:rPr>
+        <w:t>⏳</w:t>
+      </w:r>
+      <w:r>
+        <w:t xml:space="preserve"> Waiting for satellite orbital synchronization. Skipping upload...</w:t>
+      </w:r>
+    </w:p>
+    <w:p>
+      <w:pPr>
+        <w:pStyle w:val="NoSpacing"/>
+      </w:pPr>
+      <w:r>
+        <w:t>&gt;&gt; AT+CPIN? [RESP]: AT+CPIN?</w:t>
+      </w:r>
+    </w:p>
+    <w:p>
+      <w:pPr>
+        <w:pStyle w:val="NoSpacing"/>
+      </w:pPr>
+    </w:p>
+    <w:p>
+      <w:pPr>
+        <w:pStyle w:val="NoSpacing"/>
+      </w:pPr>
+      <w:r>
+        <w:t>+CPIN: READY</w:t>
+      </w:r>
+    </w:p>
+    <w:p>
+      <w:pPr>
+        <w:pStyle w:val="NoSpacing"/>
+      </w:pPr>
+    </w:p>
+    <w:p>
+      <w:pPr>
+        <w:pStyle w:val="NoSpacing"/>
+      </w:pPr>
+      <w:r>
+        <w:t>OK</w:t>
+      </w:r>
+    </w:p>
+    <w:p>
+      <w:pPr>
+        <w:pStyle w:val="NoSpacing"/>
+      </w:pPr>
+    </w:p>
+    <w:p>
+      <w:pPr>
+        <w:pStyle w:val="NoSpacing"/>
+      </w:pPr>
+      <w:r>
+        <w:t>&gt;&gt; AT+CSQ [RESP]: AT+CSQ</w:t>
+      </w:r>
+    </w:p>
+    <w:p>
+      <w:pPr>
+        <w:pStyle w:val="NoSpacing"/>
+      </w:pPr>
+    </w:p>
+    <w:p>
+      <w:pPr>
+        <w:pStyle w:val="NoSpacing"/>
+      </w:pPr>
+      <w:r>
+        <w:t>+CSQ: 23,99</w:t>
+      </w:r>
+    </w:p>
+    <w:p>
+      <w:pPr>
+        <w:pStyle w:val="NoSpacing"/>
+      </w:pPr>
+    </w:p>
+    <w:p>
+      <w:pPr>
+        <w:pStyle w:val="NoSpacing"/>
+      </w:pPr>
+      <w:r>
+        <w:t>OK</w:t>
+      </w:r>
+    </w:p>
+    <w:p>
+      <w:pPr>
+        <w:pStyle w:val="NoSpacing"/>
+      </w:pPr>
+    </w:p>
+    <w:p>
+      <w:pPr>
+        <w:pStyle w:val="NoSpacing"/>
+      </w:pPr>
+      <w:r>
+        <w:rPr>
+          <w:rFonts w:ascii="Segoe UI Emoji" w:hAnsi="Segoe UI Emoji" w:cs="Segoe UI Emoji"/>
+        </w:rPr>
+        <w:t>📶</w:t>
+      </w:r>
+      <w:r>
+        <w:t xml:space="preserve"> Cellular Signal Strength Evaluated: GOOD (23)</w:t>
+      </w:r>
     </w:p>
     <w:p>
       <w:pPr>

--- a/logs.docx
+++ b/logs.docx
@@ -4011,6 +4011,635 @@
       <w:r>
         <w:t xml:space="preserve"> Cellular Signal Strength Evaluated: GOOD (23)</w:t>
       </w:r>
+    </w:p>
+    <w:p>
+      <w:pPr>
+        <w:pStyle w:val="NoSpacing"/>
+      </w:pPr>
+      <w:r>
+        <w:br/>
+      </w:r>
+      <w:r>
+        <w:br/>
+      </w:r>
+      <w:r>
+        <w:br/>
+      </w:r>
+      <w:r>
+        <w:rPr>
+          <w:rFonts w:ascii="Segoe UI Emoji" w:hAnsi="Segoe UI Emoji" w:cs="Segoe UI Emoji"/>
+        </w:rPr>
+        <w:t>❌</w:t>
+      </w:r>
+      <w:r>
+        <w:t xml:space="preserve"> Firebase Real-Time Update: RESPONSE ERROR OR TIMEOUT</w:t>
+      </w:r>
+    </w:p>
+    <w:p>
+      <w:pPr>
+        <w:pStyle w:val="NoSpacing"/>
+      </w:pPr>
+      <w:r>
+        <w:t>----------------------------------------</w:t>
+      </w:r>
+    </w:p>
+    <w:p>
+      <w:pPr>
+        <w:pStyle w:val="NoSpacing"/>
+      </w:pPr>
+      <w:r>
+        <w:t xml:space="preserve">&gt;&gt; AT+CPIN? [RESP]: </w:t>
+      </w:r>
+    </w:p>
+    <w:p>
+      <w:pPr>
+        <w:pStyle w:val="NoSpacing"/>
+      </w:pPr>
+      <w:r>
+        <w:rPr>
+          <w:rFonts w:ascii="Segoe UI Emoji" w:hAnsi="Segoe UI Emoji" w:cs="Segoe UI Emoji"/>
+        </w:rPr>
+        <w:t>⚠️</w:t>
+      </w:r>
+      <w:r>
+        <w:t xml:space="preserve"> SIM Card missing or disconnected! Retrying power layers...</w:t>
+      </w:r>
+    </w:p>
+    <w:p>
+      <w:pPr>
+        <w:pStyle w:val="NoSpacing"/>
+      </w:pPr>
+      <w:r>
+        <w:rPr>
+          <w:rFonts w:ascii="Segoe UI Emoji" w:hAnsi="Segoe UI Emoji" w:cs="Segoe UI Emoji"/>
+        </w:rPr>
+        <w:t>🛑</w:t>
+      </w:r>
+      <w:r>
+        <w:t xml:space="preserve"> Cell Tower unreachable. Backing off for 4 seconds...</w:t>
+      </w:r>
+    </w:p>
+    <w:p>
+      <w:pPr>
+        <w:pStyle w:val="NoSpacing"/>
+      </w:pPr>
+      <w:r>
+        <w:t xml:space="preserve">&gt;&gt; AT+CPIN? [RESP]: </w:t>
+      </w:r>
+    </w:p>
+    <w:p>
+      <w:pPr>
+        <w:pStyle w:val="NoSpacing"/>
+      </w:pPr>
+      <w:r>
+        <w:t>*ATREADY: 1</w:t>
+      </w:r>
+    </w:p>
+    <w:p>
+      <w:pPr>
+        <w:pStyle w:val="NoSpacing"/>
+      </w:pPr>
+    </w:p>
+    <w:p>
+      <w:pPr>
+        <w:pStyle w:val="NoSpacing"/>
+      </w:pPr>
+      <w:r>
+        <w:t>&gt;&gt; AT+CSQ [RESP]: AT+CSQ</w:t>
+      </w:r>
+    </w:p>
+    <w:p>
+      <w:pPr>
+        <w:pStyle w:val="NoSpacing"/>
+      </w:pPr>
+    </w:p>
+    <w:p>
+      <w:pPr>
+        <w:pStyle w:val="NoSpacing"/>
+      </w:pPr>
+      <w:r>
+        <w:t>+CSQ: 99,99</w:t>
+      </w:r>
+    </w:p>
+    <w:p>
+      <w:pPr>
+        <w:pStyle w:val="NoSpacing"/>
+      </w:pPr>
+    </w:p>
+    <w:p>
+      <w:pPr>
+        <w:pStyle w:val="NoSpacing"/>
+      </w:pPr>
+      <w:r>
+        <w:t>OK</w:t>
+      </w:r>
+    </w:p>
+    <w:p>
+      <w:pPr>
+        <w:pStyle w:val="NoSpacing"/>
+      </w:pPr>
+    </w:p>
+    <w:p>
+      <w:pPr>
+        <w:pStyle w:val="NoSpacing"/>
+      </w:pPr>
+      <w:r>
+        <w:rPr>
+          <w:rFonts w:ascii="Segoe UI Emoji" w:hAnsi="Segoe UI Emoji" w:cs="Segoe UI Emoji"/>
+        </w:rPr>
+        <w:t>📶</w:t>
+      </w:r>
+      <w:r>
+        <w:t xml:space="preserve"> Cellular Signal Strength Evaluated: NO SIGNAL (99)</w:t>
+      </w:r>
+    </w:p>
+    <w:p>
+      <w:pPr>
+        <w:pStyle w:val="NoSpacing"/>
+      </w:pPr>
+      <w:r>
+        <w:t>&gt;&gt; AT+CREG? [RESP]: AT+CREG?</w:t>
+      </w:r>
+    </w:p>
+    <w:p>
+      <w:pPr>
+        <w:pStyle w:val="NoSpacing"/>
+      </w:pPr>
+    </w:p>
+    <w:p>
+      <w:pPr>
+        <w:pStyle w:val="NoSpacing"/>
+      </w:pPr>
+      <w:r>
+        <w:t>+CREG: 0,0</w:t>
+      </w:r>
+    </w:p>
+    <w:p>
+      <w:pPr>
+        <w:pStyle w:val="NoSpacing"/>
+      </w:pPr>
+    </w:p>
+    <w:p>
+      <w:pPr>
+        <w:pStyle w:val="NoSpacing"/>
+      </w:pPr>
+      <w:r>
+        <w:t>OK</w:t>
+      </w:r>
+    </w:p>
+    <w:p>
+      <w:pPr>
+        <w:pStyle w:val="NoSpacing"/>
+      </w:pPr>
+    </w:p>
+    <w:p>
+      <w:pPr>
+        <w:pStyle w:val="NoSpacing"/>
+      </w:pPr>
+      <w:r>
+        <w:rPr>
+          <w:rFonts w:ascii="Segoe UI Emoji" w:hAnsi="Segoe UI Emoji" w:cs="Segoe UI Emoji"/>
+        </w:rPr>
+        <w:t>📡</w:t>
+      </w:r>
+      <w:r>
+        <w:t xml:space="preserve"> Bus in Network Dead Zone. Executing Multi-Stage Link Recovery...</w:t>
+      </w:r>
+    </w:p>
+    <w:p>
+      <w:pPr>
+        <w:pStyle w:val="NoSpacing"/>
+      </w:pPr>
+      <w:r>
+        <w:t>&gt;&gt; AT+HTTPTERM [RESP]: AT+HTTPTERM</w:t>
+      </w:r>
+    </w:p>
+    <w:p>
+      <w:pPr>
+        <w:pStyle w:val="NoSpacing"/>
+      </w:pPr>
+    </w:p>
+    <w:p>
+      <w:pPr>
+        <w:pStyle w:val="NoSpacing"/>
+      </w:pPr>
+      <w:r>
+        <w:t>ERROR</w:t>
+      </w:r>
+    </w:p>
+    <w:p>
+      <w:pPr>
+        <w:pStyle w:val="NoSpacing"/>
+      </w:pPr>
+    </w:p>
+    <w:p>
+      <w:pPr>
+        <w:pStyle w:val="NoSpacing"/>
+      </w:pPr>
+      <w:r>
+        <w:t>&gt;&gt; AT+CGATT=0 [RESP]: AT+CGATT=0</w:t>
+      </w:r>
+    </w:p>
+    <w:p>
+      <w:pPr>
+        <w:pStyle w:val="NoSpacing"/>
+      </w:pPr>
+    </w:p>
+    <w:p>
+      <w:pPr>
+        <w:pStyle w:val="NoSpacing"/>
+      </w:pPr>
+      <w:r>
+        <w:t>OK</w:t>
+      </w:r>
+    </w:p>
+    <w:p>
+      <w:pPr>
+        <w:pStyle w:val="NoSpacing"/>
+      </w:pPr>
+    </w:p>
+    <w:p>
+      <w:pPr>
+        <w:pStyle w:val="NoSpacing"/>
+      </w:pPr>
+      <w:r>
+        <w:t>+CGEV: ME DETACH</w:t>
+      </w:r>
+    </w:p>
+    <w:p>
+      <w:pPr>
+        <w:pStyle w:val="NoSpacing"/>
+      </w:pPr>
+    </w:p>
+    <w:p>
+      <w:pPr>
+        <w:pStyle w:val="NoSpacing"/>
+      </w:pPr>
+      <w:r>
+        <w:t>&gt;&gt; AT+COPS=0 [RESP]: AT+COPS=0</w:t>
+      </w:r>
+    </w:p>
+    <w:p>
+      <w:pPr>
+        <w:pStyle w:val="NoSpacing"/>
+      </w:pPr>
+    </w:p>
+    <w:p>
+      <w:pPr>
+        <w:pStyle w:val="NoSpacing"/>
+      </w:pPr>
+      <w:r>
+        <w:t>OK</w:t>
+      </w:r>
+    </w:p>
+    <w:p>
+      <w:pPr>
+        <w:pStyle w:val="NoSpacing"/>
+      </w:pPr>
+    </w:p>
+    <w:p>
+      <w:pPr>
+        <w:pStyle w:val="NoSpacing"/>
+      </w:pPr>
+      <w:r>
+        <w:t>&gt;&gt; AT+CGATT=1 [RESP]: AT+CGATT=1</w:t>
+      </w:r>
+    </w:p>
+    <w:p>
+      <w:pPr>
+        <w:pStyle w:val="NoSpacing"/>
+      </w:pPr>
+    </w:p>
+    <w:p>
+      <w:pPr>
+        <w:pStyle w:val="NoSpacing"/>
+      </w:pPr>
+      <w:r>
+        <w:t>OK</w:t>
+      </w:r>
+    </w:p>
+    <w:p>
+      <w:pPr>
+        <w:pStyle w:val="NoSpacing"/>
+      </w:pPr>
+    </w:p>
+    <w:p>
+      <w:pPr>
+        <w:pStyle w:val="NoSpacing"/>
+      </w:pPr>
+      <w:r>
+        <w:t>&gt;&gt; AT+CGACT=1,1 [RESP]: AT+CGACT=1,1</w:t>
+      </w:r>
+    </w:p>
+    <w:p>
+      <w:pPr>
+        <w:pStyle w:val="NoSpacing"/>
+      </w:pPr>
+    </w:p>
+    <w:p>
+      <w:pPr>
+        <w:pStyle w:val="NoSpacing"/>
+      </w:pPr>
+      <w:r>
+        <w:t>ERROR</w:t>
+      </w:r>
+    </w:p>
+    <w:p>
+      <w:pPr>
+        <w:pStyle w:val="NoSpacing"/>
+      </w:pPr>
+      <w:r>
+        <w:br/>
+      </w:r>
+      <w:r>
+        <w:rPr>
+          <w:rFonts w:ascii="Segoe UI Emoji" w:hAnsi="Segoe UI Emoji" w:cs="Segoe UI Emoji"/>
+        </w:rPr>
+        <w:t>🛑</w:t>
+      </w:r>
+      <w:r>
+        <w:t xml:space="preserve"> Cell Tower unreachable. Backing off for 4 seconds...</w:t>
+      </w:r>
+    </w:p>
+    <w:p>
+      <w:pPr>
+        <w:pStyle w:val="NoSpacing"/>
+      </w:pPr>
+      <w:r>
+        <w:t xml:space="preserve">&gt;&gt; AT+CPIN? [RESP]: </w:t>
+      </w:r>
+    </w:p>
+    <w:p>
+      <w:pPr>
+        <w:pStyle w:val="NoSpacing"/>
+      </w:pPr>
+      <w:r>
+        <w:t>+CGEV: EPS PDN ACT 1</w:t>
+      </w:r>
+    </w:p>
+    <w:p>
+      <w:pPr>
+        <w:pStyle w:val="NoSpacing"/>
+      </w:pPr>
+      <w:r>
+        <w:t>AT+CPIN?</w:t>
+      </w:r>
+    </w:p>
+    <w:p>
+      <w:pPr>
+        <w:pStyle w:val="NoSpacing"/>
+      </w:pPr>
+    </w:p>
+    <w:p>
+      <w:pPr>
+        <w:pStyle w:val="NoSpacing"/>
+      </w:pPr>
+      <w:r>
+        <w:t>+CPIN: READY</w:t>
+      </w:r>
+    </w:p>
+    <w:p>
+      <w:pPr>
+        <w:pStyle w:val="NoSpacing"/>
+      </w:pPr>
+    </w:p>
+    <w:p>
+      <w:pPr>
+        <w:pStyle w:val="NoSpacing"/>
+      </w:pPr>
+      <w:r>
+        <w:t>OK</w:t>
+      </w:r>
+    </w:p>
+    <w:p>
+      <w:pPr>
+        <w:pStyle w:val="NoSpacing"/>
+      </w:pPr>
+    </w:p>
+    <w:p>
+      <w:pPr>
+        <w:pStyle w:val="NoSpacing"/>
+      </w:pPr>
+      <w:r>
+        <w:t>&gt;&gt; AT+CSQ [RESP]: AT+CSQ</w:t>
+      </w:r>
+    </w:p>
+    <w:p>
+      <w:pPr>
+        <w:pStyle w:val="NoSpacing"/>
+      </w:pPr>
+    </w:p>
+    <w:p>
+      <w:pPr>
+        <w:pStyle w:val="NoSpacing"/>
+      </w:pPr>
+      <w:r>
+        <w:t>+CSQ: 18,99</w:t>
+      </w:r>
+    </w:p>
+    <w:p>
+      <w:pPr>
+        <w:pStyle w:val="NoSpacing"/>
+      </w:pPr>
+    </w:p>
+    <w:p>
+      <w:pPr>
+        <w:pStyle w:val="NoSpacing"/>
+      </w:pPr>
+      <w:r>
+        <w:t>OK</w:t>
+      </w:r>
+    </w:p>
+    <w:p>
+      <w:pPr>
+        <w:pStyle w:val="NoSpacing"/>
+      </w:pPr>
+    </w:p>
+    <w:p>
+      <w:pPr>
+        <w:pStyle w:val="NoSpacing"/>
+      </w:pPr>
+      <w:r>
+        <w:rPr>
+          <w:rFonts w:ascii="Segoe UI Emoji" w:hAnsi="Segoe UI Emoji" w:cs="Segoe UI Emoji"/>
+        </w:rPr>
+        <w:t>📶</w:t>
+      </w:r>
+      <w:r>
+        <w:t xml:space="preserve"> Cellular Signal Strength Evaluated: GOOD (18)</w:t>
+      </w:r>
+    </w:p>
+    <w:p>
+      <w:pPr>
+        <w:pStyle w:val="NoSpacing"/>
+      </w:pPr>
+      <w:r>
+        <w:t>&gt;&gt; AT+CREG? [RESP]: AT+CREG?</w:t>
+      </w:r>
+    </w:p>
+    <w:p>
+      <w:pPr>
+        <w:pStyle w:val="NoSpacing"/>
+      </w:pPr>
+    </w:p>
+    <w:p>
+      <w:pPr>
+        <w:pStyle w:val="NoSpacing"/>
+      </w:pPr>
+      <w:r>
+        <w:t>+CREG: 0,1</w:t>
+      </w:r>
+    </w:p>
+    <w:p>
+      <w:pPr>
+        <w:pStyle w:val="NoSpacing"/>
+      </w:pPr>
+    </w:p>
+    <w:p>
+      <w:pPr>
+        <w:pStyle w:val="NoSpacing"/>
+      </w:pPr>
+      <w:r>
+        <w:t>OK</w:t>
+      </w:r>
+    </w:p>
+    <w:p>
+      <w:pPr>
+        <w:pStyle w:val="NoSpacing"/>
+      </w:pPr>
+    </w:p>
+    <w:p>
+      <w:pPr>
+        <w:pStyle w:val="NoSpacing"/>
+      </w:pPr>
+      <w:r>
+        <w:rPr>
+          <w:rFonts w:ascii="Segoe UI Emoji" w:hAnsi="Segoe UI Emoji" w:cs="Segoe UI Emoji"/>
+        </w:rPr>
+        <w:t>⏳</w:t>
+      </w:r>
+      <w:r>
+        <w:t xml:space="preserve"> Waiting for satellite orbital synchronization. Skipping upload...</w:t>
+      </w:r>
+    </w:p>
+    <w:p>
+      <w:pPr>
+        <w:pStyle w:val="NoSpacing"/>
+      </w:pPr>
+      <w:r>
+        <w:t>&gt;&gt; AT+CPIN? [RESP]: AT+CPIN?</w:t>
+      </w:r>
+    </w:p>
+    <w:p>
+      <w:pPr>
+        <w:pStyle w:val="NoSpacing"/>
+      </w:pPr>
+    </w:p>
+    <w:p>
+      <w:pPr>
+        <w:pStyle w:val="NoSpacing"/>
+      </w:pPr>
+      <w:r>
+        <w:lastRenderedPageBreak/>
+        <w:t>+CPIN: READY</w:t>
+      </w:r>
+    </w:p>
+    <w:p>
+      <w:pPr>
+        <w:pStyle w:val="NoSpacing"/>
+      </w:pPr>
+    </w:p>
+    <w:p>
+      <w:pPr>
+        <w:pStyle w:val="NoSpacing"/>
+      </w:pPr>
+      <w:r>
+        <w:t>OK</w:t>
+      </w:r>
+    </w:p>
+    <w:p>
+      <w:pPr>
+        <w:pStyle w:val="NoSpacing"/>
+      </w:pPr>
+    </w:p>
+    <w:p>
+      <w:pPr>
+        <w:pStyle w:val="NoSpacing"/>
+      </w:pPr>
+      <w:r>
+        <w:t>&gt;&gt; AT+CSQ [RESP]: AT+CSQ</w:t>
+      </w:r>
+    </w:p>
+    <w:p>
+      <w:pPr>
+        <w:pStyle w:val="NoSpacing"/>
+      </w:pPr>
+    </w:p>
+    <w:p>
+      <w:pPr>
+        <w:pStyle w:val="NoSpacing"/>
+      </w:pPr>
+      <w:r>
+        <w:t>+CSQ: 15,99</w:t>
+      </w:r>
+    </w:p>
+    <w:p>
+      <w:pPr>
+        <w:pStyle w:val="NoSpacing"/>
+      </w:pPr>
+    </w:p>
+    <w:p>
+      <w:pPr>
+        <w:pStyle w:val="NoSpacing"/>
+      </w:pPr>
+      <w:r>
+        <w:t>OK</w:t>
+      </w:r>
+    </w:p>
+    <w:p>
+      <w:pPr>
+        <w:pStyle w:val="NoSpacing"/>
+      </w:pPr>
+    </w:p>
+    <w:p>
+      <w:pPr>
+        <w:pStyle w:val="NoSpacing"/>
+      </w:pPr>
+      <w:r>
+        <w:rPr>
+          <w:rFonts w:ascii="Segoe UI Emoji" w:hAnsi="Segoe UI Emoji" w:cs="Segoe UI Emoji"/>
+        </w:rPr>
+        <w:t>📶</w:t>
+      </w:r>
+      <w:r>
+        <w:t xml:space="preserve"> Cellular Signal Strength Evaluated: GOOD (15)</w:t>
+      </w:r>
+    </w:p>
+    <w:p>
+      <w:pPr>
+        <w:pStyle w:val="NoSpacing"/>
+      </w:pPr>
+      <w:r>
+        <w:t>&gt;&gt; AT+CREG? [RESP]: AT+CREG?</w:t>
+      </w:r>
+    </w:p>
+    <w:p>
+      <w:pPr>
+        <w:pStyle w:val="NoSpacing"/>
+      </w:pPr>
+    </w:p>
+    <w:p>
+      <w:pPr>
+        <w:pStyle w:val="NoSpacing"/>
+      </w:pPr>
+      <w:r>
+        <w:t>+CREG: 0,1</w:t>
+      </w:r>
+    </w:p>
+    <w:p>
+      <w:pPr>
+        <w:pStyle w:val="NoSpacing"/>
+      </w:pPr>
     </w:p>
     <w:p>
       <w:pPr>
@@ -4628,6 +5257,7 @@
   <w:style w:type="character" w:default="1" w:styleId="DefaultParagraphFont">
     <w:name w:val="Default Paragraph Font"/>
     <w:uiPriority w:val="1"/>
+    <w:semiHidden/>
     <w:unhideWhenUsed/>
   </w:style>
   <w:style w:type="table" w:default="1" w:styleId="TableNormal">
